--- a/10-应急管理/运行记录类文件/100202-天津港引航中心引航信息系统及设备维护项目-应急演练会议纪要.docx
+++ b/10-应急管理/运行记录类文件/100202-天津港引航中心引航信息系统及设备维护项目-应急演练会议纪要.docx
@@ -127,7 +127,7 @@
         </w:rPr>
       </w:pPr>
       <w:bookmarkStart w:id="0" w:name="_Toc20834"/>
-      <w:bookmarkStart w:id="1" w:name="_Toc25067"/>
+      <w:bookmarkStart w:id="1" w:name="_Toc14261"/>
       <w:r>
         <w:rPr>
           <w:lang w:eastAsia="zh-CN"/>
@@ -148,7 +148,7 @@
         </w:rPr>
       </w:pPr>
       <w:bookmarkStart w:id="2" w:name="_Toc20245"/>
-      <w:bookmarkStart w:id="3" w:name="_Toc21042"/>
+      <w:bookmarkStart w:id="3" w:name="_Toc27564"/>
       <w:r>
         <w:rPr>
           <w:rFonts w:hint="eastAsia"/>
@@ -407,9 +407,16 @@
             <w:r>
               <w:rPr>
                 <w:rFonts w:hint="eastAsia"/>
+                <w:lang w:val="en-US" w:eastAsia="zh-CN"/>
+              </w:rPr>
+              <w:t>审核</w:t>
+            </w:r>
+            <w:r>
+              <w:rPr>
+                <w:rFonts w:hint="eastAsia"/>
                 <w:lang w:eastAsia="zh-CN"/>
               </w:rPr>
-              <w:t>编制时间</w:t>
+              <w:t>时间</w:t>
             </w:r>
             <w:r>
               <w:rPr>
@@ -945,8 +952,6 @@
               </w:rPr>
               <w:t>3</w:t>
             </w:r>
-            <w:bookmarkStart w:id="17" w:name="_GoBack"/>
-            <w:bookmarkEnd w:id="17"/>
           </w:p>
         </w:tc>
         <w:tc>
@@ -1668,6 +1673,8 @@
               <w:tab w:val="right" w:leader="dot" w:pos="8306"/>
             </w:tabs>
           </w:pPr>
+          <w:bookmarkStart w:id="30" w:name="_GoBack"/>
+          <w:bookmarkEnd w:id="30"/>
           <w:r>
             <w:rPr>
               <w:rFonts w:hint="eastAsia" w:ascii="宋体" w:hAnsi="宋体" w:eastAsia="宋体" w:cs="宋体"/>
@@ -1690,17 +1697,28 @@
             <w:fldChar w:fldCharType="separate"/>
           </w:r>
           <w:r>
+            <w:rPr>
+              <w:rFonts w:hint="eastAsia" w:ascii="宋体" w:hAnsi="宋体" w:eastAsia="宋体" w:cs="宋体"/>
+              <w:szCs w:val="24"/>
+            </w:rPr>
             <w:fldChar w:fldCharType="begin"/>
           </w:r>
           <w:r>
-            <w:instrText xml:space="preserve"> HYPERLINK \l "_Toc25067" </w:instrText>
-          </w:r>
-          <w:r>
+            <w:rPr>
+              <w:rFonts w:hint="eastAsia" w:ascii="宋体" w:hAnsi="宋体" w:eastAsia="宋体" w:cs="宋体"/>
+              <w:szCs w:val="24"/>
+            </w:rPr>
+            <w:instrText xml:space="preserve"> HYPERLINK \l _Toc14261 </w:instrText>
+          </w:r>
+          <w:r>
+            <w:rPr>
+              <w:rFonts w:hint="eastAsia" w:ascii="宋体" w:hAnsi="宋体" w:eastAsia="宋体" w:cs="宋体"/>
+              <w:szCs w:val="24"/>
+            </w:rPr>
             <w:fldChar w:fldCharType="separate"/>
           </w:r>
           <w:r>
             <w:rPr>
-              <w:rFonts w:hint="eastAsia"/>
               <w:lang w:eastAsia="zh-CN"/>
             </w:rPr>
             <w:t>天津通海信息技术有限公司</w:t>
@@ -1712,7 +1730,7 @@
             <w:fldChar w:fldCharType="begin"/>
           </w:r>
           <w:r>
-            <w:instrText xml:space="preserve"> PAGEREF _Toc25067 \h </w:instrText>
+            <w:instrText xml:space="preserve"> PAGEREF _Toc14261 \h </w:instrText>
           </w:r>
           <w:r>
             <w:fldChar w:fldCharType="separate"/>
@@ -1724,6 +1742,10 @@
             <w:fldChar w:fldCharType="end"/>
           </w:r>
           <w:r>
+            <w:rPr>
+              <w:rFonts w:hint="eastAsia" w:ascii="宋体" w:hAnsi="宋体" w:eastAsia="宋体" w:cs="宋体"/>
+              <w:szCs w:val="24"/>
+            </w:rPr>
             <w:fldChar w:fldCharType="end"/>
           </w:r>
         </w:p>
@@ -1735,12 +1757,24 @@
             </w:tabs>
           </w:pPr>
           <w:r>
+            <w:rPr>
+              <w:rFonts w:hint="eastAsia" w:ascii="宋体" w:hAnsi="宋体" w:cs="宋体"/>
+              <w:szCs w:val="24"/>
+            </w:rPr>
             <w:fldChar w:fldCharType="begin"/>
           </w:r>
           <w:r>
-            <w:instrText xml:space="preserve"> HYPERLINK \l "_Toc21042" </w:instrText>
-          </w:r>
-          <w:r>
+            <w:rPr>
+              <w:rFonts w:hint="eastAsia" w:ascii="宋体" w:hAnsi="宋体" w:cs="宋体"/>
+              <w:szCs w:val="24"/>
+            </w:rPr>
+            <w:instrText xml:space="preserve"> HYPERLINK \l _Toc27564 </w:instrText>
+          </w:r>
+          <w:r>
+            <w:rPr>
+              <w:rFonts w:hint="eastAsia" w:ascii="宋体" w:hAnsi="宋体" w:cs="宋体"/>
+              <w:szCs w:val="24"/>
+            </w:rPr>
             <w:fldChar w:fldCharType="separate"/>
           </w:r>
           <w:r>
@@ -1748,7 +1782,21 @@
               <w:rFonts w:hint="eastAsia"/>
               <w:lang w:eastAsia="zh-CN"/>
             </w:rPr>
-            <w:t>陕西华龙制药有限公司SPS产品支持服务项目-会议纪要</w:t>
+            <w:t>天津港引航中心引航信息系统及设备维护项目-</w:t>
+          </w:r>
+          <w:r>
+            <w:rPr>
+              <w:rFonts w:hint="eastAsia"/>
+              <w:lang w:val="en-US" w:eastAsia="zh-CN"/>
+            </w:rPr>
+            <w:t>应急演练</w:t>
+          </w:r>
+          <w:r>
+            <w:rPr>
+              <w:rFonts w:hint="eastAsia"/>
+              <w:lang w:eastAsia="zh-CN"/>
+            </w:rPr>
+            <w:t>会议纪要</w:t>
           </w:r>
           <w:r>
             <w:tab/>
@@ -1757,7 +1805,7 @@
             <w:fldChar w:fldCharType="begin"/>
           </w:r>
           <w:r>
-            <w:instrText xml:space="preserve"> PAGEREF _Toc21042 \h </w:instrText>
+            <w:instrText xml:space="preserve"> PAGEREF _Toc27564 \h </w:instrText>
           </w:r>
           <w:r>
             <w:fldChar w:fldCharType="separate"/>
@@ -1769,6 +1817,10 @@
             <w:fldChar w:fldCharType="end"/>
           </w:r>
           <w:r>
+            <w:rPr>
+              <w:rFonts w:hint="eastAsia" w:ascii="宋体" w:hAnsi="宋体" w:cs="宋体"/>
+              <w:szCs w:val="24"/>
+            </w:rPr>
             <w:fldChar w:fldCharType="end"/>
           </w:r>
         </w:p>
@@ -1780,46 +1832,58 @@
             </w:tabs>
           </w:pPr>
           <w:r>
+            <w:rPr>
+              <w:rFonts w:hint="eastAsia" w:ascii="宋体" w:hAnsi="宋体" w:cs="宋体"/>
+              <w:szCs w:val="24"/>
+            </w:rPr>
             <w:fldChar w:fldCharType="begin"/>
           </w:r>
           <w:r>
-            <w:instrText xml:space="preserve"> HYPERLINK \l "_Toc21539" </w:instrText>
-          </w:r>
-          <w:r>
+            <w:rPr>
+              <w:rFonts w:hint="eastAsia" w:ascii="宋体" w:hAnsi="宋体" w:cs="宋体"/>
+              <w:szCs w:val="24"/>
+            </w:rPr>
+            <w:instrText xml:space="preserve"> HYPERLINK \l _Toc30684 </w:instrText>
+          </w:r>
+          <w:r>
+            <w:rPr>
+              <w:rFonts w:hint="eastAsia" w:ascii="宋体" w:hAnsi="宋体" w:cs="宋体"/>
+              <w:szCs w:val="24"/>
+            </w:rPr>
             <w:fldChar w:fldCharType="separate"/>
           </w:r>
           <w:r>
             <w:rPr>
-              <w:lang w:eastAsia="zh-CN"/>
+              <w:rFonts w:hint="default"/>
             </w:rPr>
             <w:t xml:space="preserve">1. </w:t>
           </w:r>
           <w:r>
+            <w:t>会议概述</w:t>
+          </w:r>
+          <w:r>
+            <w:tab/>
+          </w:r>
+          <w:r>
+            <w:fldChar w:fldCharType="begin"/>
+          </w:r>
+          <w:r>
+            <w:instrText xml:space="preserve"> PAGEREF _Toc30684 \h </w:instrText>
+          </w:r>
+          <w:r>
+            <w:fldChar w:fldCharType="separate"/>
+          </w:r>
+          <w:r>
+            <w:t>4</w:t>
+          </w:r>
+          <w:r>
+            <w:fldChar w:fldCharType="end"/>
+          </w:r>
+          <w:r>
             <w:rPr>
-              <w:rFonts w:hint="eastAsia"/>
-              <w:lang w:eastAsia="zh-CN"/>
+              <w:rFonts w:hint="eastAsia" w:ascii="宋体" w:hAnsi="宋体" w:cs="宋体"/>
+              <w:szCs w:val="24"/>
             </w:rPr>
-            <w:t>会议概述</w:t>
-          </w:r>
-          <w:r>
-            <w:tab/>
-          </w:r>
-          <w:r>
-            <w:fldChar w:fldCharType="begin"/>
-          </w:r>
-          <w:r>
-            <w:instrText xml:space="preserve"> PAGEREF _Toc21539 \h </w:instrText>
-          </w:r>
-          <w:r>
-            <w:fldChar w:fldCharType="separate"/>
-          </w:r>
-          <w:r>
-            <w:t>4</w:t>
-          </w:r>
-          <w:r>
-            <w:fldChar w:fldCharType="end"/>
-          </w:r>
-          <w:r>
             <w:fldChar w:fldCharType="end"/>
           </w:r>
         </w:p>
@@ -1831,46 +1895,58 @@
             </w:tabs>
           </w:pPr>
           <w:r>
+            <w:rPr>
+              <w:rFonts w:hint="eastAsia" w:ascii="宋体" w:hAnsi="宋体" w:cs="宋体"/>
+              <w:szCs w:val="24"/>
+            </w:rPr>
             <w:fldChar w:fldCharType="begin"/>
           </w:r>
           <w:r>
-            <w:instrText xml:space="preserve"> HYPERLINK \l "_Toc12782" </w:instrText>
-          </w:r>
-          <w:r>
+            <w:rPr>
+              <w:rFonts w:hint="eastAsia" w:ascii="宋体" w:hAnsi="宋体" w:cs="宋体"/>
+              <w:szCs w:val="24"/>
+            </w:rPr>
+            <w:instrText xml:space="preserve"> HYPERLINK \l _Toc29760 </w:instrText>
+          </w:r>
+          <w:r>
+            <w:rPr>
+              <w:rFonts w:hint="eastAsia" w:ascii="宋体" w:hAnsi="宋体" w:cs="宋体"/>
+              <w:szCs w:val="24"/>
+            </w:rPr>
             <w:fldChar w:fldCharType="separate"/>
           </w:r>
           <w:r>
             <w:rPr>
-              <w:lang w:eastAsia="zh-CN"/>
+              <w:rFonts w:hint="default"/>
             </w:rPr>
             <w:t xml:space="preserve">1.1. </w:t>
           </w:r>
           <w:r>
+            <w:t>会议基本信息</w:t>
+          </w:r>
+          <w:r>
+            <w:tab/>
+          </w:r>
+          <w:r>
+            <w:fldChar w:fldCharType="begin"/>
+          </w:r>
+          <w:r>
+            <w:instrText xml:space="preserve"> PAGEREF _Toc29760 \h </w:instrText>
+          </w:r>
+          <w:r>
+            <w:fldChar w:fldCharType="separate"/>
+          </w:r>
+          <w:r>
+            <w:t>4</w:t>
+          </w:r>
+          <w:r>
+            <w:fldChar w:fldCharType="end"/>
+          </w:r>
+          <w:r>
             <w:rPr>
-              <w:rFonts w:hint="eastAsia"/>
-              <w:lang w:eastAsia="zh-CN"/>
+              <w:rFonts w:hint="eastAsia" w:ascii="宋体" w:hAnsi="宋体" w:cs="宋体"/>
+              <w:szCs w:val="24"/>
             </w:rPr>
-            <w:t>会议基本信息</w:t>
-          </w:r>
-          <w:r>
-            <w:tab/>
-          </w:r>
-          <w:r>
-            <w:fldChar w:fldCharType="begin"/>
-          </w:r>
-          <w:r>
-            <w:instrText xml:space="preserve"> PAGEREF _Toc12782 \h </w:instrText>
-          </w:r>
-          <w:r>
-            <w:fldChar w:fldCharType="separate"/>
-          </w:r>
-          <w:r>
-            <w:t>4</w:t>
-          </w:r>
-          <w:r>
-            <w:fldChar w:fldCharType="end"/>
-          </w:r>
-          <w:r>
             <w:fldChar w:fldCharType="end"/>
           </w:r>
         </w:p>
@@ -1882,46 +1958,58 @@
             </w:tabs>
           </w:pPr>
           <w:r>
+            <w:rPr>
+              <w:rFonts w:hint="eastAsia" w:ascii="宋体" w:hAnsi="宋体" w:cs="宋体"/>
+              <w:szCs w:val="24"/>
+            </w:rPr>
             <w:fldChar w:fldCharType="begin"/>
           </w:r>
           <w:r>
-            <w:instrText xml:space="preserve"> HYPERLINK \l "_Toc6630" </w:instrText>
-          </w:r>
-          <w:r>
+            <w:rPr>
+              <w:rFonts w:hint="eastAsia" w:ascii="宋体" w:hAnsi="宋体" w:cs="宋体"/>
+              <w:szCs w:val="24"/>
+            </w:rPr>
+            <w:instrText xml:space="preserve"> HYPERLINK \l _Toc4269 </w:instrText>
+          </w:r>
+          <w:r>
+            <w:rPr>
+              <w:rFonts w:hint="eastAsia" w:ascii="宋体" w:hAnsi="宋体" w:cs="宋体"/>
+              <w:szCs w:val="24"/>
+            </w:rPr>
             <w:fldChar w:fldCharType="separate"/>
           </w:r>
           <w:r>
             <w:rPr>
-              <w:lang w:eastAsia="zh-CN"/>
+              <w:rFonts w:hint="default"/>
             </w:rPr>
             <w:t xml:space="preserve">1.2. </w:t>
           </w:r>
           <w:r>
+            <w:t>参会人员</w:t>
+          </w:r>
+          <w:r>
+            <w:tab/>
+          </w:r>
+          <w:r>
+            <w:fldChar w:fldCharType="begin"/>
+          </w:r>
+          <w:r>
+            <w:instrText xml:space="preserve"> PAGEREF _Toc4269 \h </w:instrText>
+          </w:r>
+          <w:r>
+            <w:fldChar w:fldCharType="separate"/>
+          </w:r>
+          <w:r>
+            <w:t>4</w:t>
+          </w:r>
+          <w:r>
+            <w:fldChar w:fldCharType="end"/>
+          </w:r>
+          <w:r>
             <w:rPr>
-              <w:rFonts w:hint="eastAsia"/>
-              <w:lang w:eastAsia="zh-CN"/>
+              <w:rFonts w:hint="eastAsia" w:ascii="宋体" w:hAnsi="宋体" w:cs="宋体"/>
+              <w:szCs w:val="24"/>
             </w:rPr>
-            <w:t>参会人员</w:t>
-          </w:r>
-          <w:r>
-            <w:tab/>
-          </w:r>
-          <w:r>
-            <w:fldChar w:fldCharType="begin"/>
-          </w:r>
-          <w:r>
-            <w:instrText xml:space="preserve"> PAGEREF _Toc6630 \h </w:instrText>
-          </w:r>
-          <w:r>
-            <w:fldChar w:fldCharType="separate"/>
-          </w:r>
-          <w:r>
-            <w:t>4</w:t>
-          </w:r>
-          <w:r>
-            <w:fldChar w:fldCharType="end"/>
-          </w:r>
-          <w:r>
             <w:fldChar w:fldCharType="end"/>
           </w:r>
         </w:p>
@@ -1933,19 +2021,34 @@
             </w:tabs>
           </w:pPr>
           <w:r>
+            <w:rPr>
+              <w:rFonts w:hint="eastAsia" w:ascii="宋体" w:hAnsi="宋体" w:cs="宋体"/>
+              <w:szCs w:val="24"/>
+            </w:rPr>
             <w:fldChar w:fldCharType="begin"/>
           </w:r>
           <w:r>
-            <w:instrText xml:space="preserve"> HYPERLINK \l "_Toc6503" </w:instrText>
-          </w:r>
-          <w:r>
+            <w:rPr>
+              <w:rFonts w:hint="eastAsia" w:ascii="宋体" w:hAnsi="宋体" w:cs="宋体"/>
+              <w:szCs w:val="24"/>
+            </w:rPr>
+            <w:instrText xml:space="preserve"> HYPERLINK \l _Toc26954 </w:instrText>
+          </w:r>
+          <w:r>
+            <w:rPr>
+              <w:rFonts w:hint="eastAsia" w:ascii="宋体" w:hAnsi="宋体" w:cs="宋体"/>
+              <w:szCs w:val="24"/>
+            </w:rPr>
             <w:fldChar w:fldCharType="separate"/>
           </w:r>
           <w:r>
             <w:rPr>
-              <w:lang w:eastAsia="zh-CN"/>
+              <w:rFonts w:hint="default"/>
             </w:rPr>
-            <w:t>2. 会议议程</w:t>
+            <w:t xml:space="preserve">2. </w:t>
+          </w:r>
+          <w:r>
+            <w:t>会议议程</w:t>
           </w:r>
           <w:r>
             <w:tab/>
@@ -1954,7 +2057,7 @@
             <w:fldChar w:fldCharType="begin"/>
           </w:r>
           <w:r>
-            <w:instrText xml:space="preserve"> PAGEREF _Toc6503 \h </w:instrText>
+            <w:instrText xml:space="preserve"> PAGEREF _Toc26954 \h </w:instrText>
           </w:r>
           <w:r>
             <w:fldChar w:fldCharType="separate"/>
@@ -1966,6 +2069,10 @@
             <w:fldChar w:fldCharType="end"/>
           </w:r>
           <w:r>
+            <w:rPr>
+              <w:rFonts w:hint="eastAsia" w:ascii="宋体" w:hAnsi="宋体" w:cs="宋体"/>
+              <w:szCs w:val="24"/>
+            </w:rPr>
             <w:fldChar w:fldCharType="end"/>
           </w:r>
         </w:p>
@@ -1977,19 +2084,34 @@
             </w:tabs>
           </w:pPr>
           <w:r>
+            <w:rPr>
+              <w:rFonts w:hint="eastAsia" w:ascii="宋体" w:hAnsi="宋体" w:cs="宋体"/>
+              <w:szCs w:val="24"/>
+            </w:rPr>
             <w:fldChar w:fldCharType="begin"/>
           </w:r>
           <w:r>
-            <w:instrText xml:space="preserve"> HYPERLINK \l "_Toc604" </w:instrText>
-          </w:r>
-          <w:r>
+            <w:rPr>
+              <w:rFonts w:hint="eastAsia" w:ascii="宋体" w:hAnsi="宋体" w:cs="宋体"/>
+              <w:szCs w:val="24"/>
+            </w:rPr>
+            <w:instrText xml:space="preserve"> HYPERLINK \l _Toc28083 </w:instrText>
+          </w:r>
+          <w:r>
+            <w:rPr>
+              <w:rFonts w:hint="eastAsia" w:ascii="宋体" w:hAnsi="宋体" w:cs="宋体"/>
+              <w:szCs w:val="24"/>
+            </w:rPr>
             <w:fldChar w:fldCharType="separate"/>
           </w:r>
           <w:r>
             <w:rPr>
-              <w:lang w:eastAsia="zh-CN"/>
+              <w:rFonts w:hint="default"/>
             </w:rPr>
-            <w:t>3. 会议主要内容与决议</w:t>
+            <w:t xml:space="preserve">3. </w:t>
+          </w:r>
+          <w:r>
+            <w:t>会议主要内容与决议</w:t>
           </w:r>
           <w:r>
             <w:tab/>
@@ -1998,18 +2120,22 @@
             <w:fldChar w:fldCharType="begin"/>
           </w:r>
           <w:r>
-            <w:instrText xml:space="preserve"> PAGEREF _Toc604 \h </w:instrText>
+            <w:instrText xml:space="preserve"> PAGEREF _Toc28083 \h </w:instrText>
           </w:r>
           <w:r>
             <w:fldChar w:fldCharType="separate"/>
           </w:r>
           <w:r>
-            <w:t>4</w:t>
+            <w:t>5</w:t>
           </w:r>
           <w:r>
             <w:fldChar w:fldCharType="end"/>
           </w:r>
           <w:r>
+            <w:rPr>
+              <w:rFonts w:hint="eastAsia" w:ascii="宋体" w:hAnsi="宋体" w:cs="宋体"/>
+              <w:szCs w:val="24"/>
+            </w:rPr>
             <w:fldChar w:fldCharType="end"/>
           </w:r>
         </w:p>
@@ -2021,19 +2147,34 @@
             </w:tabs>
           </w:pPr>
           <w:r>
+            <w:rPr>
+              <w:rFonts w:hint="eastAsia" w:ascii="宋体" w:hAnsi="宋体" w:cs="宋体"/>
+              <w:szCs w:val="24"/>
+            </w:rPr>
             <w:fldChar w:fldCharType="begin"/>
           </w:r>
           <w:r>
-            <w:instrText xml:space="preserve"> HYPERLINK \l "_Toc10241" </w:instrText>
-          </w:r>
-          <w:r>
+            <w:rPr>
+              <w:rFonts w:hint="eastAsia" w:ascii="宋体" w:hAnsi="宋体" w:cs="宋体"/>
+              <w:szCs w:val="24"/>
+            </w:rPr>
+            <w:instrText xml:space="preserve"> HYPERLINK \l _Toc11751 </w:instrText>
+          </w:r>
+          <w:r>
+            <w:rPr>
+              <w:rFonts w:hint="eastAsia" w:ascii="宋体" w:hAnsi="宋体" w:cs="宋体"/>
+              <w:szCs w:val="24"/>
+            </w:rPr>
             <w:fldChar w:fldCharType="separate"/>
           </w:r>
           <w:r>
             <w:rPr>
-              <w:lang w:eastAsia="zh-CN"/>
+              <w:rFonts w:hint="default"/>
             </w:rPr>
-            <w:t>3.1. 项目正式启动与工期确认</w:t>
+            <w:t xml:space="preserve">3.1. </w:t>
+          </w:r>
+          <w:r>
+            <w:t>演练方案审议</w:t>
           </w:r>
           <w:r>
             <w:tab/>
@@ -2042,7 +2183,7 @@
             <w:fldChar w:fldCharType="begin"/>
           </w:r>
           <w:r>
-            <w:instrText xml:space="preserve"> PAGEREF _Toc10241 \h </w:instrText>
+            <w:instrText xml:space="preserve"> PAGEREF _Toc11751 \h </w:instrText>
           </w:r>
           <w:r>
             <w:fldChar w:fldCharType="separate"/>
@@ -2054,6 +2195,10 @@
             <w:fldChar w:fldCharType="end"/>
           </w:r>
           <w:r>
+            <w:rPr>
+              <w:rFonts w:hint="eastAsia" w:ascii="宋体" w:hAnsi="宋体" w:cs="宋体"/>
+              <w:szCs w:val="24"/>
+            </w:rPr>
             <w:fldChar w:fldCharType="end"/>
           </w:r>
         </w:p>
@@ -2065,19 +2210,34 @@
             </w:tabs>
           </w:pPr>
           <w:r>
+            <w:rPr>
+              <w:rFonts w:hint="eastAsia" w:ascii="宋体" w:hAnsi="宋体" w:cs="宋体"/>
+              <w:szCs w:val="24"/>
+            </w:rPr>
             <w:fldChar w:fldCharType="begin"/>
           </w:r>
           <w:r>
-            <w:instrText xml:space="preserve"> HYPERLINK \l "_Toc4275" </w:instrText>
-          </w:r>
-          <w:r>
+            <w:rPr>
+              <w:rFonts w:hint="eastAsia" w:ascii="宋体" w:hAnsi="宋体" w:cs="宋体"/>
+              <w:szCs w:val="24"/>
+            </w:rPr>
+            <w:instrText xml:space="preserve"> HYPERLINK \l _Toc23662 </w:instrText>
+          </w:r>
+          <w:r>
+            <w:rPr>
+              <w:rFonts w:hint="eastAsia" w:ascii="宋体" w:hAnsi="宋体" w:cs="宋体"/>
+              <w:szCs w:val="24"/>
+            </w:rPr>
             <w:fldChar w:fldCharType="separate"/>
           </w:r>
           <w:r>
             <w:rPr>
-              <w:lang w:eastAsia="zh-CN"/>
+              <w:rFonts w:hint="default"/>
             </w:rPr>
-            <w:t>3.2. 组织架构与沟通机制</w:t>
+            <w:t xml:space="preserve">3.2. </w:t>
+          </w:r>
+          <w:r>
+            <w:t>演练场景确认</w:t>
           </w:r>
           <w:r>
             <w:tab/>
@@ -2086,7 +2246,7 @@
             <w:fldChar w:fldCharType="begin"/>
           </w:r>
           <w:r>
-            <w:instrText xml:space="preserve"> PAGEREF _Toc4275 \h </w:instrText>
+            <w:instrText xml:space="preserve"> PAGEREF _Toc23662 \h </w:instrText>
           </w:r>
           <w:r>
             <w:fldChar w:fldCharType="separate"/>
@@ -2098,6 +2258,10 @@
             <w:fldChar w:fldCharType="end"/>
           </w:r>
           <w:r>
+            <w:rPr>
+              <w:rFonts w:hint="eastAsia" w:ascii="宋体" w:hAnsi="宋体" w:cs="宋体"/>
+              <w:szCs w:val="24"/>
+            </w:rPr>
             <w:fldChar w:fldCharType="end"/>
           </w:r>
         </w:p>
@@ -2109,19 +2273,34 @@
             </w:tabs>
           </w:pPr>
           <w:r>
+            <w:rPr>
+              <w:rFonts w:hint="eastAsia" w:ascii="宋体" w:hAnsi="宋体" w:cs="宋体"/>
+              <w:szCs w:val="24"/>
+            </w:rPr>
             <w:fldChar w:fldCharType="begin"/>
           </w:r>
           <w:r>
-            <w:instrText xml:space="preserve"> HYPERLINK \l "_Toc6186" </w:instrText>
-          </w:r>
-          <w:r>
+            <w:rPr>
+              <w:rFonts w:hint="eastAsia" w:ascii="宋体" w:hAnsi="宋体" w:cs="宋体"/>
+              <w:szCs w:val="24"/>
+            </w:rPr>
+            <w:instrText xml:space="preserve"> HYPERLINK \l _Toc15651 </w:instrText>
+          </w:r>
+          <w:r>
+            <w:rPr>
+              <w:rFonts w:hint="eastAsia" w:ascii="宋体" w:hAnsi="宋体" w:cs="宋体"/>
+              <w:szCs w:val="24"/>
+            </w:rPr>
             <w:fldChar w:fldCharType="separate"/>
           </w:r>
           <w:r>
             <w:rPr>
-              <w:lang w:eastAsia="zh-CN"/>
+              <w:rFonts w:hint="default"/>
             </w:rPr>
-            <w:t>3.3. 应急预案审议与确认</w:t>
+            <w:t xml:space="preserve">3.3. </w:t>
+          </w:r>
+          <w:r>
+            <w:t>角色分工与职责确认</w:t>
           </w:r>
           <w:r>
             <w:tab/>
@@ -2130,7 +2309,7 @@
             <w:fldChar w:fldCharType="begin"/>
           </w:r>
           <w:r>
-            <w:instrText xml:space="preserve"> PAGEREF _Toc6186 \h </w:instrText>
+            <w:instrText xml:space="preserve"> PAGEREF _Toc15651 \h </w:instrText>
           </w:r>
           <w:r>
             <w:fldChar w:fldCharType="separate"/>
@@ -2142,6 +2321,10 @@
             <w:fldChar w:fldCharType="end"/>
           </w:r>
           <w:r>
+            <w:rPr>
+              <w:rFonts w:hint="eastAsia" w:ascii="宋体" w:hAnsi="宋体" w:cs="宋体"/>
+              <w:szCs w:val="24"/>
+            </w:rPr>
             <w:fldChar w:fldCharType="end"/>
           </w:r>
         </w:p>
@@ -2153,19 +2336,34 @@
             </w:tabs>
           </w:pPr>
           <w:r>
+            <w:rPr>
+              <w:rFonts w:hint="eastAsia" w:ascii="宋体" w:hAnsi="宋体" w:cs="宋体"/>
+              <w:szCs w:val="24"/>
+            </w:rPr>
             <w:fldChar w:fldCharType="begin"/>
           </w:r>
           <w:r>
-            <w:instrText xml:space="preserve"> HYPERLINK \l "_Toc4558" </w:instrText>
-          </w:r>
-          <w:r>
+            <w:rPr>
+              <w:rFonts w:hint="eastAsia" w:ascii="宋体" w:hAnsi="宋体" w:cs="宋体"/>
+              <w:szCs w:val="24"/>
+            </w:rPr>
+            <w:instrText xml:space="preserve"> HYPERLINK \l _Toc26906 </w:instrText>
+          </w:r>
+          <w:r>
+            <w:rPr>
+              <w:rFonts w:hint="eastAsia" w:ascii="宋体" w:hAnsi="宋体" w:cs="宋体"/>
+              <w:szCs w:val="24"/>
+            </w:rPr>
             <w:fldChar w:fldCharType="separate"/>
           </w:r>
           <w:r>
             <w:rPr>
-              <w:lang w:eastAsia="zh-CN"/>
+              <w:rFonts w:hint="default"/>
             </w:rPr>
-            <w:t>3.4. 前期工作部署</w:t>
+            <w:t xml:space="preserve">3.4. </w:t>
+          </w:r>
+          <w:r>
+            <w:t>演练流程与时间安排</w:t>
           </w:r>
           <w:r>
             <w:tab/>
@@ -2174,194 +2372,22 @@
             <w:fldChar w:fldCharType="begin"/>
           </w:r>
           <w:r>
-            <w:instrText xml:space="preserve"> PAGEREF _Toc4558 \h </w:instrText>
+            <w:instrText xml:space="preserve"> PAGEREF _Toc26906 \h </w:instrText>
           </w:r>
           <w:r>
             <w:fldChar w:fldCharType="separate"/>
           </w:r>
           <w:r>
-            <w:t>5</w:t>
+            <w:t>6</w:t>
           </w:r>
           <w:r>
             <w:fldChar w:fldCharType="end"/>
           </w:r>
           <w:r>
-            <w:fldChar w:fldCharType="end"/>
-          </w:r>
-        </w:p>
-        <w:p>
-          <w:pPr>
-            <w:pStyle w:val="13"/>
-            <w:tabs>
-              <w:tab w:val="right" w:leader="dot" w:pos="8306"/>
-            </w:tabs>
-          </w:pPr>
-          <w:r>
-            <w:fldChar w:fldCharType="begin"/>
-          </w:r>
-          <w:r>
-            <w:instrText xml:space="preserve"> HYPERLINK \l "_Toc14010" </w:instrText>
-          </w:r>
-          <w:r>
-            <w:fldChar w:fldCharType="separate"/>
-          </w:r>
-          <w:r>
             <w:rPr>
-              <w:lang w:eastAsia="zh-CN"/>
+              <w:rFonts w:hint="eastAsia" w:ascii="宋体" w:hAnsi="宋体" w:cs="宋体"/>
+              <w:szCs w:val="24"/>
             </w:rPr>
-            <w:t>3.4.1. 物料采购</w:t>
-          </w:r>
-          <w:r>
-            <w:tab/>
-          </w:r>
-          <w:r>
-            <w:fldChar w:fldCharType="begin"/>
-          </w:r>
-          <w:r>
-            <w:instrText xml:space="preserve"> PAGEREF _Toc14010 \h </w:instrText>
-          </w:r>
-          <w:r>
-            <w:fldChar w:fldCharType="separate"/>
-          </w:r>
-          <w:r>
-            <w:t>5</w:t>
-          </w:r>
-          <w:r>
-            <w:fldChar w:fldCharType="end"/>
-          </w:r>
-          <w:r>
-            <w:fldChar w:fldCharType="end"/>
-          </w:r>
-        </w:p>
-        <w:p>
-          <w:pPr>
-            <w:pStyle w:val="13"/>
-            <w:tabs>
-              <w:tab w:val="right" w:leader="dot" w:pos="8306"/>
-            </w:tabs>
-          </w:pPr>
-          <w:r>
-            <w:fldChar w:fldCharType="begin"/>
-          </w:r>
-          <w:r>
-            <w:instrText xml:space="preserve"> HYPERLINK \l "_Toc3227" </w:instrText>
-          </w:r>
-          <w:r>
-            <w:fldChar w:fldCharType="separate"/>
-          </w:r>
-          <w:r>
-            <w:rPr>
-              <w:lang w:eastAsia="zh-CN"/>
-            </w:rPr>
-            <w:t>3.4.2. 技术准备</w:t>
-          </w:r>
-          <w:r>
-            <w:tab/>
-          </w:r>
-          <w:r>
-            <w:fldChar w:fldCharType="begin"/>
-          </w:r>
-          <w:r>
-            <w:instrText xml:space="preserve"> PAGEREF _Toc3227 \h </w:instrText>
-          </w:r>
-          <w:r>
-            <w:fldChar w:fldCharType="separate"/>
-          </w:r>
-          <w:r>
-            <w:t>6</w:t>
-          </w:r>
-          <w:r>
-            <w:fldChar w:fldCharType="end"/>
-          </w:r>
-          <w:r>
-            <w:fldChar w:fldCharType="end"/>
-          </w:r>
-        </w:p>
-        <w:p>
-          <w:pPr>
-            <w:pStyle w:val="13"/>
-            <w:tabs>
-              <w:tab w:val="right" w:leader="dot" w:pos="8306"/>
-            </w:tabs>
-          </w:pPr>
-          <w:r>
-            <w:fldChar w:fldCharType="begin"/>
-          </w:r>
-          <w:r>
-            <w:instrText xml:space="preserve"> HYPERLINK \l "_Toc3704" </w:instrText>
-          </w:r>
-          <w:r>
-            <w:fldChar w:fldCharType="separate"/>
-          </w:r>
-          <w:r>
-            <w:rPr>
-              <w:lang w:eastAsia="zh-CN"/>
-            </w:rPr>
-            <w:t>3.4.3. 现场勘查</w:t>
-          </w:r>
-          <w:r>
-            <w:tab/>
-          </w:r>
-          <w:r>
-            <w:fldChar w:fldCharType="begin"/>
-          </w:r>
-          <w:r>
-            <w:instrText xml:space="preserve"> PAGEREF _Toc3704 \h </w:instrText>
-          </w:r>
-          <w:r>
-            <w:fldChar w:fldCharType="separate"/>
-          </w:r>
-          <w:r>
-            <w:t>6</w:t>
-          </w:r>
-          <w:r>
-            <w:fldChar w:fldCharType="end"/>
-          </w:r>
-          <w:r>
-            <w:fldChar w:fldCharType="end"/>
-          </w:r>
-        </w:p>
-        <w:p>
-          <w:pPr>
-            <w:pStyle w:val="13"/>
-            <w:tabs>
-              <w:tab w:val="right" w:leader="dot" w:pos="8306"/>
-            </w:tabs>
-          </w:pPr>
-          <w:r>
-            <w:fldChar w:fldCharType="begin"/>
-          </w:r>
-          <w:r>
-            <w:instrText xml:space="preserve"> HYPERLINK \l "_Toc18963" </w:instrText>
-          </w:r>
-          <w:r>
-            <w:fldChar w:fldCharType="separate"/>
-          </w:r>
-          <w:r>
-            <w:rPr>
-              <w:lang w:eastAsia="zh-CN"/>
-            </w:rPr>
-            <w:t>3.4.4. 决议</w:t>
-          </w:r>
-          <w:r>
-            <w:tab/>
-          </w:r>
-          <w:r>
-            <w:fldChar w:fldCharType="begin"/>
-          </w:r>
-          <w:r>
-            <w:instrText xml:space="preserve"> PAGEREF _Toc18963 \h </w:instrText>
-          </w:r>
-          <w:r>
-            <w:fldChar w:fldCharType="separate"/>
-          </w:r>
-          <w:r>
-            <w:t>6</w:t>
-          </w:r>
-          <w:r>
-            <w:fldChar w:fldCharType="end"/>
-          </w:r>
-          <w:r>
             <w:fldChar w:fldCharType="end"/>
           </w:r>
         </w:p>
@@ -2373,19 +2399,34 @@
             </w:tabs>
           </w:pPr>
           <w:r>
+            <w:rPr>
+              <w:rFonts w:hint="eastAsia" w:ascii="宋体" w:hAnsi="宋体" w:cs="宋体"/>
+              <w:szCs w:val="24"/>
+            </w:rPr>
             <w:fldChar w:fldCharType="begin"/>
           </w:r>
           <w:r>
-            <w:instrText xml:space="preserve"> HYPERLINK \l "_Toc12444" </w:instrText>
-          </w:r>
-          <w:r>
+            <w:rPr>
+              <w:rFonts w:hint="eastAsia" w:ascii="宋体" w:hAnsi="宋体" w:cs="宋体"/>
+              <w:szCs w:val="24"/>
+            </w:rPr>
+            <w:instrText xml:space="preserve"> HYPERLINK \l _Toc541 </w:instrText>
+          </w:r>
+          <w:r>
+            <w:rPr>
+              <w:rFonts w:hint="eastAsia" w:ascii="宋体" w:hAnsi="宋体" w:cs="宋体"/>
+              <w:szCs w:val="24"/>
+            </w:rPr>
             <w:fldChar w:fldCharType="separate"/>
           </w:r>
           <w:r>
             <w:rPr>
-              <w:lang w:eastAsia="zh-CN"/>
+              <w:rFonts w:hint="default"/>
             </w:rPr>
-            <w:t>3.5. 合同关键条款重申</w:t>
+            <w:t xml:space="preserve">3.5. </w:t>
+          </w:r>
+          <w:r>
+            <w:t>演练准备事项</w:t>
           </w:r>
           <w:r>
             <w:tab/>
@@ -2394,7 +2435,7 @@
             <w:fldChar w:fldCharType="begin"/>
           </w:r>
           <w:r>
-            <w:instrText xml:space="preserve"> PAGEREF _Toc12444 \h </w:instrText>
+            <w:instrText xml:space="preserve"> PAGEREF _Toc541 \h </w:instrText>
           </w:r>
           <w:r>
             <w:fldChar w:fldCharType="separate"/>
@@ -2406,6 +2447,73 @@
             <w:fldChar w:fldCharType="end"/>
           </w:r>
           <w:r>
+            <w:rPr>
+              <w:rFonts w:hint="eastAsia" w:ascii="宋体" w:hAnsi="宋体" w:cs="宋体"/>
+              <w:szCs w:val="24"/>
+            </w:rPr>
+            <w:fldChar w:fldCharType="end"/>
+          </w:r>
+        </w:p>
+        <w:p>
+          <w:pPr>
+            <w:pStyle w:val="17"/>
+            <w:tabs>
+              <w:tab w:val="right" w:leader="dot" w:pos="8306"/>
+            </w:tabs>
+          </w:pPr>
+          <w:r>
+            <w:rPr>
+              <w:rFonts w:hint="eastAsia" w:ascii="宋体" w:hAnsi="宋体" w:cs="宋体"/>
+              <w:szCs w:val="24"/>
+            </w:rPr>
+            <w:fldChar w:fldCharType="begin"/>
+          </w:r>
+          <w:r>
+            <w:rPr>
+              <w:rFonts w:hint="eastAsia" w:ascii="宋体" w:hAnsi="宋体" w:cs="宋体"/>
+              <w:szCs w:val="24"/>
+            </w:rPr>
+            <w:instrText xml:space="preserve"> HYPERLINK \l _Toc2765 </w:instrText>
+          </w:r>
+          <w:r>
+            <w:rPr>
+              <w:rFonts w:hint="eastAsia" w:ascii="宋体" w:hAnsi="宋体" w:cs="宋体"/>
+              <w:szCs w:val="24"/>
+            </w:rPr>
+            <w:fldChar w:fldCharType="separate"/>
+          </w:r>
+          <w:r>
+            <w:rPr>
+              <w:rFonts w:hint="default"/>
+            </w:rPr>
+            <w:t xml:space="preserve">3.6. </w:t>
+          </w:r>
+          <w:r>
+            <w:t>应急预案确认</w:t>
+          </w:r>
+          <w:r>
+            <w:tab/>
+          </w:r>
+          <w:r>
+            <w:fldChar w:fldCharType="begin"/>
+          </w:r>
+          <w:r>
+            <w:instrText xml:space="preserve"> PAGEREF _Toc2765 \h </w:instrText>
+          </w:r>
+          <w:r>
+            <w:fldChar w:fldCharType="separate"/>
+          </w:r>
+          <w:r>
+            <w:t>7</w:t>
+          </w:r>
+          <w:r>
+            <w:fldChar w:fldCharType="end"/>
+          </w:r>
+          <w:r>
+            <w:rPr>
+              <w:rFonts w:hint="eastAsia" w:ascii="宋体" w:hAnsi="宋体" w:cs="宋体"/>
+              <w:szCs w:val="24"/>
+            </w:rPr>
             <w:fldChar w:fldCharType="end"/>
           </w:r>
         </w:p>
@@ -2417,46 +2525,58 @@
             </w:tabs>
           </w:pPr>
           <w:r>
+            <w:rPr>
+              <w:rFonts w:hint="eastAsia" w:ascii="宋体" w:hAnsi="宋体" w:cs="宋体"/>
+              <w:szCs w:val="24"/>
+            </w:rPr>
             <w:fldChar w:fldCharType="begin"/>
           </w:r>
           <w:r>
-            <w:instrText xml:space="preserve"> HYPERLINK \l "_Toc23079" </w:instrText>
-          </w:r>
-          <w:r>
+            <w:rPr>
+              <w:rFonts w:hint="eastAsia" w:ascii="宋体" w:hAnsi="宋体" w:cs="宋体"/>
+              <w:szCs w:val="24"/>
+            </w:rPr>
+            <w:instrText xml:space="preserve"> HYPERLINK \l _Toc13892 </w:instrText>
+          </w:r>
+          <w:r>
+            <w:rPr>
+              <w:rFonts w:hint="eastAsia" w:ascii="宋体" w:hAnsi="宋体" w:cs="宋体"/>
+              <w:szCs w:val="24"/>
+            </w:rPr>
             <w:fldChar w:fldCharType="separate"/>
           </w:r>
           <w:r>
             <w:rPr>
-              <w:lang w:eastAsia="zh-CN"/>
+              <w:rFonts w:hint="default"/>
             </w:rPr>
             <w:t xml:space="preserve">4. </w:t>
           </w:r>
           <w:r>
+            <w:t>会议决议行动项</w:t>
+          </w:r>
+          <w:r>
+            <w:tab/>
+          </w:r>
+          <w:r>
+            <w:fldChar w:fldCharType="begin"/>
+          </w:r>
+          <w:r>
+            <w:instrText xml:space="preserve"> PAGEREF _Toc13892 \h </w:instrText>
+          </w:r>
+          <w:r>
+            <w:fldChar w:fldCharType="separate"/>
+          </w:r>
+          <w:r>
+            <w:t>7</w:t>
+          </w:r>
+          <w:r>
+            <w:fldChar w:fldCharType="end"/>
+          </w:r>
+          <w:r>
             <w:rPr>
-              <w:rFonts w:hint="eastAsia"/>
-              <w:lang w:eastAsia="zh-CN"/>
+              <w:rFonts w:hint="eastAsia" w:ascii="宋体" w:hAnsi="宋体" w:cs="宋体"/>
+              <w:szCs w:val="24"/>
             </w:rPr>
-            <w:t>会议决议行动项</w:t>
-          </w:r>
-          <w:r>
-            <w:tab/>
-          </w:r>
-          <w:r>
-            <w:fldChar w:fldCharType="begin"/>
-          </w:r>
-          <w:r>
-            <w:instrText xml:space="preserve"> PAGEREF _Toc23079 \h </w:instrText>
-          </w:r>
-          <w:r>
-            <w:fldChar w:fldCharType="separate"/>
-          </w:r>
-          <w:r>
-            <w:t>6</w:t>
-          </w:r>
-          <w:r>
-            <w:fldChar w:fldCharType="end"/>
-          </w:r>
-          <w:r>
             <w:fldChar w:fldCharType="end"/>
           </w:r>
         </w:p>
@@ -2468,46 +2588,58 @@
             </w:tabs>
           </w:pPr>
           <w:r>
+            <w:rPr>
+              <w:rFonts w:hint="eastAsia" w:ascii="宋体" w:hAnsi="宋体" w:cs="宋体"/>
+              <w:szCs w:val="24"/>
+            </w:rPr>
             <w:fldChar w:fldCharType="begin"/>
           </w:r>
           <w:r>
-            <w:instrText xml:space="preserve"> HYPERLINK \l "_Toc2690" </w:instrText>
-          </w:r>
-          <w:r>
+            <w:rPr>
+              <w:rFonts w:hint="eastAsia" w:ascii="宋体" w:hAnsi="宋体" w:cs="宋体"/>
+              <w:szCs w:val="24"/>
+            </w:rPr>
+            <w:instrText xml:space="preserve"> HYPERLINK \l _Toc24890 </w:instrText>
+          </w:r>
+          <w:r>
+            <w:rPr>
+              <w:rFonts w:hint="eastAsia" w:ascii="宋体" w:hAnsi="宋体" w:cs="宋体"/>
+              <w:szCs w:val="24"/>
+            </w:rPr>
             <w:fldChar w:fldCharType="separate"/>
           </w:r>
           <w:r>
             <w:rPr>
-              <w:lang w:eastAsia="zh-CN"/>
+              <w:rFonts w:hint="default"/>
             </w:rPr>
             <w:t xml:space="preserve">5. </w:t>
           </w:r>
           <w:r>
+            <w:t>下次会议安排</w:t>
+          </w:r>
+          <w:r>
+            <w:tab/>
+          </w:r>
+          <w:r>
+            <w:fldChar w:fldCharType="begin"/>
+          </w:r>
+          <w:r>
+            <w:instrText xml:space="preserve"> PAGEREF _Toc24890 \h </w:instrText>
+          </w:r>
+          <w:r>
+            <w:fldChar w:fldCharType="separate"/>
+          </w:r>
+          <w:r>
+            <w:t>8</w:t>
+          </w:r>
+          <w:r>
+            <w:fldChar w:fldCharType="end"/>
+          </w:r>
+          <w:r>
             <w:rPr>
-              <w:rFonts w:hint="eastAsia"/>
-              <w:lang w:eastAsia="zh-CN"/>
+              <w:rFonts w:hint="eastAsia" w:ascii="宋体" w:hAnsi="宋体" w:cs="宋体"/>
+              <w:szCs w:val="24"/>
             </w:rPr>
-            <w:t>下次会议安排</w:t>
-          </w:r>
-          <w:r>
-            <w:tab/>
-          </w:r>
-          <w:r>
-            <w:fldChar w:fldCharType="begin"/>
-          </w:r>
-          <w:r>
-            <w:instrText xml:space="preserve"> PAGEREF _Toc2690 \h </w:instrText>
-          </w:r>
-          <w:r>
-            <w:fldChar w:fldCharType="separate"/>
-          </w:r>
-          <w:r>
-            <w:t>7</w:t>
-          </w:r>
-          <w:r>
-            <w:fldChar w:fldCharType="end"/>
-          </w:r>
-          <w:r>
             <w:fldChar w:fldCharType="end"/>
           </w:r>
         </w:p>
@@ -2550,21 +2682,25 @@
         <w:bidi w:val="0"/>
       </w:pPr>
       <w:bookmarkStart w:id="4" w:name="heading_1"/>
+      <w:bookmarkStart w:id="5" w:name="_Toc30684"/>
       <w:r>
         <w:t>会议概述</w:t>
       </w:r>
       <w:bookmarkEnd w:id="4"/>
+      <w:bookmarkEnd w:id="5"/>
     </w:p>
     <w:p>
       <w:pPr>
         <w:pStyle w:val="30"/>
         <w:bidi w:val="0"/>
       </w:pPr>
-      <w:bookmarkStart w:id="5" w:name="heading_2"/>
+      <w:bookmarkStart w:id="6" w:name="heading_2"/>
+      <w:bookmarkStart w:id="7" w:name="_Toc29760"/>
       <w:r>
         <w:t>会议基本信息</w:t>
       </w:r>
-      <w:bookmarkEnd w:id="5"/>
+      <w:bookmarkEnd w:id="6"/>
+      <w:bookmarkEnd w:id="7"/>
     </w:p>
     <w:p>
       <w:pPr>
@@ -2616,11 +2752,13 @@
         <w:pStyle w:val="30"/>
         <w:bidi w:val="0"/>
       </w:pPr>
-      <w:bookmarkStart w:id="6" w:name="heading_3"/>
+      <w:bookmarkStart w:id="8" w:name="heading_3"/>
+      <w:bookmarkStart w:id="9" w:name="_Toc4269"/>
       <w:r>
         <w:t>参会人员</w:t>
       </w:r>
-      <w:bookmarkEnd w:id="6"/>
+      <w:bookmarkEnd w:id="8"/>
+      <w:bookmarkEnd w:id="9"/>
     </w:p>
     <w:tbl>
       <w:tblPr>
@@ -2863,6 +3001,7 @@
             <w:insideH w:val="none" w:color="auto" w:sz="0" w:space="0"/>
             <w:insideV w:val="none" w:color="auto" w:sz="0" w:space="0"/>
           </w:tblBorders>
+          <w:shd w:val="clear" w:color="auto" w:fill="auto"/>
           <w:tblCellMar>
             <w:top w:w="15" w:type="dxa"/>
             <w:left w:w="15" w:type="dxa"/>
@@ -3059,6 +3198,7 @@
             <w:insideH w:val="none" w:color="auto" w:sz="0" w:space="0"/>
             <w:insideV w:val="none" w:color="auto" w:sz="0" w:space="0"/>
           </w:tblBorders>
+          <w:shd w:val="clear" w:color="auto" w:fill="auto"/>
           <w:tblCellMar>
             <w:top w:w="15" w:type="dxa"/>
             <w:left w:w="15" w:type="dxa"/>
@@ -3255,6 +3395,7 @@
             <w:insideH w:val="none" w:color="auto" w:sz="0" w:space="0"/>
             <w:insideV w:val="none" w:color="auto" w:sz="0" w:space="0"/>
           </w:tblBorders>
+          <w:shd w:val="clear" w:color="auto" w:fill="auto"/>
           <w:tblCellMar>
             <w:top w:w="15" w:type="dxa"/>
             <w:left w:w="15" w:type="dxa"/>
@@ -3451,6 +3592,7 @@
             <w:insideH w:val="none" w:color="auto" w:sz="0" w:space="0"/>
             <w:insideV w:val="none" w:color="auto" w:sz="0" w:space="0"/>
           </w:tblBorders>
+          <w:shd w:val="clear" w:color="auto" w:fill="auto"/>
           <w:tblCellMar>
             <w:top w:w="15" w:type="dxa"/>
             <w:left w:w="15" w:type="dxa"/>
@@ -3647,6 +3789,7 @@
             <w:insideH w:val="none" w:color="auto" w:sz="0" w:space="0"/>
             <w:insideV w:val="none" w:color="auto" w:sz="0" w:space="0"/>
           </w:tblBorders>
+          <w:shd w:val="clear" w:color="auto" w:fill="auto"/>
           <w:tblCellMar>
             <w:top w:w="15" w:type="dxa"/>
             <w:left w:w="15" w:type="dxa"/>
@@ -3843,6 +3986,7 @@
             <w:insideH w:val="none" w:color="auto" w:sz="0" w:space="0"/>
             <w:insideV w:val="none" w:color="auto" w:sz="0" w:space="0"/>
           </w:tblBorders>
+          <w:shd w:val="clear" w:color="auto" w:fill="auto"/>
           <w:tblCellMar>
             <w:top w:w="15" w:type="dxa"/>
             <w:left w:w="15" w:type="dxa"/>
@@ -4039,6 +4183,7 @@
             <w:insideH w:val="none" w:color="auto" w:sz="0" w:space="0"/>
             <w:insideV w:val="none" w:color="auto" w:sz="0" w:space="0"/>
           </w:tblBorders>
+          <w:shd w:val="clear" w:color="auto" w:fill="auto"/>
           <w:tblCellMar>
             <w:top w:w="15" w:type="dxa"/>
             <w:left w:w="15" w:type="dxa"/>
@@ -4235,6 +4380,7 @@
             <w:insideH w:val="none" w:color="auto" w:sz="0" w:space="0"/>
             <w:insideV w:val="none" w:color="auto" w:sz="0" w:space="0"/>
           </w:tblBorders>
+          <w:shd w:val="clear" w:color="auto" w:fill="auto"/>
           <w:tblCellMar>
             <w:top w:w="15" w:type="dxa"/>
             <w:left w:w="15" w:type="dxa"/>
@@ -4431,6 +4577,7 @@
             <w:insideH w:val="none" w:color="auto" w:sz="0" w:space="0"/>
             <w:insideV w:val="none" w:color="auto" w:sz="0" w:space="0"/>
           </w:tblBorders>
+          <w:shd w:val="clear" w:color="auto" w:fill="auto"/>
           <w:tblCellMar>
             <w:top w:w="15" w:type="dxa"/>
             <w:left w:w="15" w:type="dxa"/>
@@ -4630,11 +4777,13 @@
         <w:pStyle w:val="28"/>
         <w:bidi w:val="0"/>
       </w:pPr>
-      <w:bookmarkStart w:id="7" w:name="heading_4"/>
+      <w:bookmarkStart w:id="10" w:name="heading_4"/>
+      <w:bookmarkStart w:id="11" w:name="_Toc26954"/>
       <w:r>
         <w:t>会议议程</w:t>
       </w:r>
-      <w:bookmarkEnd w:id="7"/>
+      <w:bookmarkEnd w:id="10"/>
+      <w:bookmarkEnd w:id="11"/>
     </w:p>
     <w:p>
       <w:pPr>
@@ -4702,22 +4851,26 @@
         <w:pStyle w:val="28"/>
         <w:bidi w:val="0"/>
       </w:pPr>
-      <w:bookmarkStart w:id="8" w:name="heading_5"/>
+      <w:bookmarkStart w:id="12" w:name="heading_5"/>
+      <w:bookmarkStart w:id="13" w:name="_Toc28083"/>
       <w:r>
         <w:t>会议主要内容与决议</w:t>
       </w:r>
-      <w:bookmarkEnd w:id="8"/>
+      <w:bookmarkEnd w:id="12"/>
+      <w:bookmarkEnd w:id="13"/>
     </w:p>
     <w:p>
       <w:pPr>
         <w:pStyle w:val="30"/>
         <w:bidi w:val="0"/>
       </w:pPr>
-      <w:bookmarkStart w:id="9" w:name="heading_6"/>
+      <w:bookmarkStart w:id="14" w:name="heading_6"/>
+      <w:bookmarkStart w:id="15" w:name="_Toc11751"/>
       <w:r>
         <w:t>演练方案审议</w:t>
       </w:r>
-      <w:bookmarkEnd w:id="9"/>
+      <w:bookmarkEnd w:id="14"/>
+      <w:bookmarkEnd w:id="15"/>
     </w:p>
     <w:p>
       <w:pPr>
@@ -4742,11 +4895,13 @@
         <w:pStyle w:val="30"/>
         <w:bidi w:val="0"/>
       </w:pPr>
-      <w:bookmarkStart w:id="10" w:name="heading_7"/>
+      <w:bookmarkStart w:id="16" w:name="heading_7"/>
+      <w:bookmarkStart w:id="17" w:name="_Toc23662"/>
       <w:r>
         <w:t>演练场景确认</w:t>
       </w:r>
-      <w:bookmarkEnd w:id="10"/>
+      <w:bookmarkEnd w:id="16"/>
+      <w:bookmarkEnd w:id="17"/>
     </w:p>
     <w:p>
       <w:pPr>
@@ -4807,11 +4962,13 @@
         <w:pStyle w:val="30"/>
         <w:bidi w:val="0"/>
       </w:pPr>
-      <w:bookmarkStart w:id="11" w:name="heading_8"/>
+      <w:bookmarkStart w:id="18" w:name="heading_8"/>
+      <w:bookmarkStart w:id="19" w:name="_Toc15651"/>
       <w:r>
         <w:t>角色分工与职责确认</w:t>
       </w:r>
-      <w:bookmarkEnd w:id="11"/>
+      <w:bookmarkEnd w:id="18"/>
+      <w:bookmarkEnd w:id="19"/>
     </w:p>
     <w:p>
       <w:pPr>
@@ -5063,7 +5220,6 @@
             <w:insideH w:val="none" w:color="auto" w:sz="0" w:space="0"/>
             <w:insideV w:val="none" w:color="auto" w:sz="0" w:space="0"/>
           </w:tblBorders>
-          <w:shd w:val="clear" w:color="auto" w:fill="auto"/>
           <w:tblCellMar>
             <w:top w:w="15" w:type="dxa"/>
             <w:left w:w="15" w:type="dxa"/>
@@ -5246,6 +5402,203 @@
                 <w:lang w:val="en-US" w:eastAsia="zh-CN" w:bidi="ar"/>
               </w:rPr>
               <w:t>宣布演练启动与结束，整体指挥</w:t>
+            </w:r>
+          </w:p>
+        </w:tc>
+      </w:tr>
+      <w:tr>
+        <w:tblPrEx>
+          <w:tblBorders>
+            <w:top w:val="none" w:color="auto" w:sz="0" w:space="0"/>
+            <w:left w:val="none" w:color="auto" w:sz="0" w:space="0"/>
+            <w:bottom w:val="none" w:color="auto" w:sz="0" w:space="0"/>
+            <w:right w:val="none" w:color="auto" w:sz="0" w:space="0"/>
+            <w:insideH w:val="none" w:color="auto" w:sz="0" w:space="0"/>
+            <w:insideV w:val="none" w:color="auto" w:sz="0" w:space="0"/>
+          </w:tblBorders>
+          <w:shd w:val="clear" w:color="auto" w:fill="auto"/>
+          <w:tblCellMar>
+            <w:top w:w="15" w:type="dxa"/>
+            <w:left w:w="15" w:type="dxa"/>
+            <w:bottom w:w="15" w:type="dxa"/>
+            <w:right w:w="15" w:type="dxa"/>
+          </w:tblCellMar>
+        </w:tblPrEx>
+        <w:trPr>
+          <w:trHeight w:val="0" w:hRule="atLeast"/>
+          <w:jc w:val="center"/>
+        </w:trPr>
+        <w:tc>
+          <w:tcPr>
+            <w:tcW w:w="1166" w:type="dxa"/>
+            <w:tcBorders>
+              <w:top w:val="single" w:color="auto" w:sz="4" w:space="0"/>
+              <w:left w:val="single" w:color="auto" w:sz="12" w:space="0"/>
+              <w:bottom w:val="nil"/>
+              <w:right w:val="nil"/>
+            </w:tcBorders>
+            <w:shd w:val="clear" w:color="auto" w:fill="auto"/>
+            <w:noWrap w:val="0"/>
+            <w:tcMar>
+              <w:top w:w="120" w:type="dxa"/>
+              <w:left w:w="-1" w:type="dxa"/>
+              <w:bottom w:w="120" w:type="dxa"/>
+              <w:right w:w="192" w:type="dxa"/>
+            </w:tcMar>
+            <w:vAlign w:val="center"/>
+          </w:tcPr>
+          <w:p>
+            <w:pPr>
+              <w:keepNext w:val="0"/>
+              <w:keepLines w:val="0"/>
+              <w:widowControl/>
+              <w:suppressLineNumbers w:val="0"/>
+              <w:snapToGrid w:val="0"/>
+              <w:spacing w:line="240" w:lineRule="auto"/>
+              <w:ind w:left="0" w:leftChars="0" w:right="0" w:rightChars="0" w:firstLine="0" w:firstLineChars="0"/>
+              <w:jc w:val="center"/>
+              <w:rPr>
+                <w:rFonts w:hint="default" w:ascii="Segoe UI" w:hAnsi="Segoe UI" w:eastAsia="Segoe UI" w:cs="Segoe UI"/>
+                <w:i w:val="0"/>
+                <w:iCs w:val="0"/>
+                <w:caps w:val="0"/>
+                <w:color w:val="0F1115"/>
+                <w:spacing w:val="0"/>
+                <w:sz w:val="18"/>
+                <w:szCs w:val="18"/>
+              </w:rPr>
+            </w:pPr>
+            <w:r>
+              <w:rPr>
+                <w:rFonts w:hint="default" w:ascii="Segoe UI" w:hAnsi="Segoe UI" w:eastAsia="Segoe UI" w:cs="Segoe UI"/>
+                <w:i w:val="0"/>
+                <w:iCs w:val="0"/>
+                <w:caps w:val="0"/>
+                <w:snapToGrid w:val="0"/>
+                <w:color w:val="000000"/>
+                <w:spacing w:val="0"/>
+                <w:kern w:val="0"/>
+                <w:sz w:val="18"/>
+                <w:szCs w:val="18"/>
+                <w:lang w:val="en-US" w:eastAsia="zh-CN" w:bidi="ar"/>
+              </w:rPr>
+              <w:t>现场指挥</w:t>
+            </w:r>
+          </w:p>
+        </w:tc>
+        <w:tc>
+          <w:tcPr>
+            <w:tcW w:w="4420" w:type="dxa"/>
+            <w:tcBorders>
+              <w:top w:val="single" w:color="auto" w:sz="4" w:space="0"/>
+              <w:left w:val="single" w:color="auto" w:sz="4" w:space="0"/>
+              <w:bottom w:val="nil"/>
+              <w:right w:val="nil"/>
+            </w:tcBorders>
+            <w:shd w:val="clear" w:color="auto" w:fill="auto"/>
+            <w:noWrap w:val="0"/>
+            <w:tcMar>
+              <w:top w:w="120" w:type="dxa"/>
+              <w:left w:w="192" w:type="dxa"/>
+              <w:bottom w:w="120" w:type="dxa"/>
+              <w:right w:w="192" w:type="dxa"/>
+            </w:tcMar>
+            <w:vAlign w:val="center"/>
+          </w:tcPr>
+          <w:p>
+            <w:pPr>
+              <w:keepNext w:val="0"/>
+              <w:keepLines w:val="0"/>
+              <w:widowControl/>
+              <w:suppressLineNumbers w:val="0"/>
+              <w:snapToGrid w:val="0"/>
+              <w:spacing w:line="240" w:lineRule="auto"/>
+              <w:ind w:left="0" w:leftChars="0" w:right="0" w:rightChars="0" w:firstLine="0" w:firstLineChars="0"/>
+              <w:jc w:val="left"/>
+              <w:rPr>
+                <w:rFonts w:hint="default" w:ascii="Segoe UI" w:hAnsi="Segoe UI" w:eastAsia="Segoe UI" w:cs="Segoe UI"/>
+                <w:i w:val="0"/>
+                <w:iCs w:val="0"/>
+                <w:caps w:val="0"/>
+                <w:color w:val="0F1115"/>
+                <w:spacing w:val="0"/>
+                <w:sz w:val="18"/>
+                <w:szCs w:val="18"/>
+              </w:rPr>
+            </w:pPr>
+            <w:r>
+              <w:rPr>
+                <w:rFonts w:hint="default" w:ascii="Segoe UI" w:hAnsi="Segoe UI" w:eastAsia="Segoe UI" w:cs="Segoe UI"/>
+                <w:i w:val="0"/>
+                <w:iCs w:val="0"/>
+                <w:caps w:val="0"/>
+                <w:snapToGrid w:val="0"/>
+                <w:color w:val="000000"/>
+                <w:spacing w:val="0"/>
+                <w:kern w:val="0"/>
+                <w:sz w:val="18"/>
+                <w:szCs w:val="18"/>
+                <w:lang w:val="en-US" w:eastAsia="zh-CN" w:bidi="ar"/>
+              </w:rPr>
+              <w:t>耿宁（运维部经理）</w:t>
+            </w:r>
+          </w:p>
+        </w:tc>
+        <w:tc>
+          <w:tcPr>
+            <w:tcW w:w="2936" w:type="dxa"/>
+            <w:tcBorders>
+              <w:top w:val="single" w:color="auto" w:sz="4" w:space="0"/>
+              <w:left w:val="single" w:color="auto" w:sz="4" w:space="0"/>
+              <w:bottom w:val="nil"/>
+              <w:right w:val="single" w:color="auto" w:sz="12" w:space="0"/>
+            </w:tcBorders>
+            <w:shd w:val="clear" w:color="auto" w:fill="auto"/>
+            <w:noWrap w:val="0"/>
+            <w:tcMar>
+              <w:top w:w="120" w:type="dxa"/>
+              <w:left w:w="192" w:type="dxa"/>
+              <w:bottom w:w="120" w:type="dxa"/>
+              <w:right w:w="-1" w:type="dxa"/>
+            </w:tcMar>
+            <w:vAlign w:val="center"/>
+          </w:tcPr>
+          <w:p>
+            <w:pPr>
+              <w:keepNext w:val="0"/>
+              <w:keepLines w:val="0"/>
+              <w:widowControl/>
+              <w:suppressLineNumbers w:val="0"/>
+              <w:snapToGrid w:val="0"/>
+              <w:spacing w:line="240" w:lineRule="auto"/>
+              <w:ind w:left="0" w:leftChars="0" w:right="0" w:rightChars="0" w:firstLine="0" w:firstLineChars="0"/>
+              <w:jc w:val="left"/>
+              <w:rPr>
+                <w:rFonts w:hint="default" w:ascii="Segoe UI" w:hAnsi="Segoe UI" w:eastAsia="Segoe UI" w:cs="Segoe UI"/>
+                <w:i w:val="0"/>
+                <w:iCs w:val="0"/>
+                <w:caps w:val="0"/>
+                <w:color w:val="0F1115"/>
+                <w:spacing w:val="0"/>
+                <w:sz w:val="18"/>
+                <w:szCs w:val="18"/>
+              </w:rPr>
+            </w:pPr>
+            <w:r>
+              <w:rPr>
+                <w:rFonts w:hint="default" w:ascii="Segoe UI" w:hAnsi="Segoe UI" w:eastAsia="Segoe UI" w:cs="Segoe UI"/>
+                <w:i w:val="0"/>
+                <w:iCs w:val="0"/>
+                <w:caps w:val="0"/>
+                <w:snapToGrid w:val="0"/>
+                <w:color w:val="000000"/>
+                <w:spacing w:val="0"/>
+                <w:kern w:val="0"/>
+                <w:sz w:val="18"/>
+                <w:szCs w:val="18"/>
+                <w:lang w:val="en-US" w:eastAsia="zh-CN" w:bidi="ar"/>
+              </w:rPr>
+              <w:t>负责现场处置协调，向总指挥汇报</w:t>
             </w:r>
           </w:p>
         </w:tc>
@@ -5325,7 +5678,7 @@
                 <w:szCs w:val="18"/>
                 <w:lang w:val="en-US" w:eastAsia="zh-CN" w:bidi="ar"/>
               </w:rPr>
-              <w:t>现场指挥</w:t>
+              <w:t>技术支持组</w:t>
             </w:r>
           </w:p>
         </w:tc>
@@ -5383,7 +5736,7 @@
                 <w:szCs w:val="18"/>
                 <w:lang w:val="en-US" w:eastAsia="zh-CN" w:bidi="ar"/>
               </w:rPr>
-              <w:t>耿宁（运维部经理）</w:t>
+              <w:t>刘书峰（研发部经理）、软件运维工程师、研发工程师</w:t>
             </w:r>
           </w:p>
         </w:tc>
@@ -5441,7 +5794,204 @@
                 <w:szCs w:val="18"/>
                 <w:lang w:val="en-US" w:eastAsia="zh-CN" w:bidi="ar"/>
               </w:rPr>
-              <w:t>负责现场处置协调，向总指挥汇报</w:t>
+              <w:t>故障诊断、技术方案制定、系统恢复</w:t>
+            </w:r>
+          </w:p>
+        </w:tc>
+      </w:tr>
+      <w:tr>
+        <w:tblPrEx>
+          <w:tblBorders>
+            <w:top w:val="none" w:color="auto" w:sz="0" w:space="0"/>
+            <w:left w:val="none" w:color="auto" w:sz="0" w:space="0"/>
+            <w:bottom w:val="none" w:color="auto" w:sz="0" w:space="0"/>
+            <w:right w:val="none" w:color="auto" w:sz="0" w:space="0"/>
+            <w:insideH w:val="none" w:color="auto" w:sz="0" w:space="0"/>
+            <w:insideV w:val="none" w:color="auto" w:sz="0" w:space="0"/>
+          </w:tblBorders>
+          <w:shd w:val="clear" w:color="auto" w:fill="auto"/>
+          <w:tblCellMar>
+            <w:top w:w="15" w:type="dxa"/>
+            <w:left w:w="15" w:type="dxa"/>
+            <w:bottom w:w="15" w:type="dxa"/>
+            <w:right w:w="15" w:type="dxa"/>
+          </w:tblCellMar>
+        </w:tblPrEx>
+        <w:trPr>
+          <w:trHeight w:val="0" w:hRule="atLeast"/>
+          <w:jc w:val="center"/>
+        </w:trPr>
+        <w:tc>
+          <w:tcPr>
+            <w:tcW w:w="1166" w:type="dxa"/>
+            <w:tcBorders>
+              <w:top w:val="single" w:color="auto" w:sz="4" w:space="0"/>
+              <w:left w:val="single" w:color="auto" w:sz="12" w:space="0"/>
+              <w:bottom w:val="nil"/>
+              <w:right w:val="nil"/>
+            </w:tcBorders>
+            <w:shd w:val="clear" w:color="auto" w:fill="auto"/>
+            <w:noWrap w:val="0"/>
+            <w:tcMar>
+              <w:top w:w="120" w:type="dxa"/>
+              <w:left w:w="-1" w:type="dxa"/>
+              <w:bottom w:w="120" w:type="dxa"/>
+              <w:right w:w="192" w:type="dxa"/>
+            </w:tcMar>
+            <w:vAlign w:val="center"/>
+          </w:tcPr>
+          <w:p>
+            <w:pPr>
+              <w:keepNext w:val="0"/>
+              <w:keepLines w:val="0"/>
+              <w:widowControl/>
+              <w:suppressLineNumbers w:val="0"/>
+              <w:snapToGrid w:val="0"/>
+              <w:spacing w:line="240" w:lineRule="auto"/>
+              <w:ind w:left="0" w:leftChars="0" w:right="0" w:rightChars="0" w:firstLine="0" w:firstLineChars="0"/>
+              <w:jc w:val="center"/>
+              <w:rPr>
+                <w:rFonts w:hint="default" w:ascii="Segoe UI" w:hAnsi="Segoe UI" w:eastAsia="Segoe UI" w:cs="Segoe UI"/>
+                <w:i w:val="0"/>
+                <w:iCs w:val="0"/>
+                <w:caps w:val="0"/>
+                <w:color w:val="0F1115"/>
+                <w:spacing w:val="0"/>
+                <w:sz w:val="18"/>
+                <w:szCs w:val="18"/>
+              </w:rPr>
+            </w:pPr>
+            <w:r>
+              <w:rPr>
+                <w:rFonts w:hint="default" w:ascii="Segoe UI" w:hAnsi="Segoe UI" w:eastAsia="Segoe UI" w:cs="Segoe UI"/>
+                <w:i w:val="0"/>
+                <w:iCs w:val="0"/>
+                <w:caps w:val="0"/>
+                <w:snapToGrid w:val="0"/>
+                <w:color w:val="000000"/>
+                <w:spacing w:val="0"/>
+                <w:kern w:val="0"/>
+                <w:sz w:val="18"/>
+                <w:szCs w:val="18"/>
+                <w:lang w:val="en-US" w:eastAsia="zh-CN" w:bidi="ar"/>
+              </w:rPr>
+              <w:t>后勤保障组</w:t>
+            </w:r>
+          </w:p>
+        </w:tc>
+        <w:tc>
+          <w:tcPr>
+            <w:tcW w:w="4420" w:type="dxa"/>
+            <w:tcBorders>
+              <w:top w:val="single" w:color="auto" w:sz="4" w:space="0"/>
+              <w:left w:val="single" w:color="auto" w:sz="4" w:space="0"/>
+              <w:bottom w:val="nil"/>
+              <w:right w:val="nil"/>
+            </w:tcBorders>
+            <w:shd w:val="clear" w:color="auto" w:fill="auto"/>
+            <w:noWrap w:val="0"/>
+            <w:tcMar>
+              <w:top w:w="120" w:type="dxa"/>
+              <w:left w:w="192" w:type="dxa"/>
+              <w:bottom w:w="120" w:type="dxa"/>
+              <w:right w:w="192" w:type="dxa"/>
+            </w:tcMar>
+            <w:vAlign w:val="center"/>
+          </w:tcPr>
+          <w:p>
+            <w:pPr>
+              <w:keepNext w:val="0"/>
+              <w:keepLines w:val="0"/>
+              <w:widowControl/>
+              <w:suppressLineNumbers w:val="0"/>
+              <w:snapToGrid w:val="0"/>
+              <w:spacing w:line="240" w:lineRule="auto"/>
+              <w:ind w:left="0" w:leftChars="0" w:right="0" w:rightChars="0" w:firstLine="0" w:firstLineChars="0"/>
+              <w:jc w:val="left"/>
+              <w:rPr>
+                <w:rFonts w:hint="default" w:ascii="Segoe UI" w:hAnsi="Segoe UI" w:eastAsia="Segoe UI" w:cs="Segoe UI"/>
+                <w:i w:val="0"/>
+                <w:iCs w:val="0"/>
+                <w:caps w:val="0"/>
+                <w:color w:val="0F1115"/>
+                <w:spacing w:val="0"/>
+                <w:sz w:val="18"/>
+                <w:szCs w:val="18"/>
+              </w:rPr>
+            </w:pPr>
+            <w:r>
+              <w:rPr>
+                <w:rFonts w:hint="default" w:ascii="Segoe UI" w:hAnsi="Segoe UI" w:eastAsia="Segoe UI" w:cs="Segoe UI"/>
+                <w:i w:val="0"/>
+                <w:iCs w:val="0"/>
+                <w:caps w:val="0"/>
+                <w:snapToGrid w:val="0"/>
+                <w:color w:val="000000"/>
+                <w:spacing w:val="0"/>
+                <w:kern w:val="0"/>
+                <w:sz w:val="18"/>
+                <w:szCs w:val="18"/>
+                <w:lang w:val="en-US" w:eastAsia="zh-CN" w:bidi="ar"/>
+              </w:rPr>
+              <w:t>刘瑞（人力部经理）</w:t>
+            </w:r>
+          </w:p>
+        </w:tc>
+        <w:tc>
+          <w:tcPr>
+            <w:tcW w:w="2936" w:type="dxa"/>
+            <w:tcBorders>
+              <w:top w:val="single" w:color="auto" w:sz="4" w:space="0"/>
+              <w:left w:val="single" w:color="auto" w:sz="4" w:space="0"/>
+              <w:bottom w:val="nil"/>
+              <w:right w:val="single" w:color="auto" w:sz="12" w:space="0"/>
+            </w:tcBorders>
+            <w:shd w:val="clear" w:color="auto" w:fill="auto"/>
+            <w:noWrap w:val="0"/>
+            <w:tcMar>
+              <w:top w:w="120" w:type="dxa"/>
+              <w:left w:w="192" w:type="dxa"/>
+              <w:bottom w:w="120" w:type="dxa"/>
+              <w:right w:w="-1" w:type="dxa"/>
+            </w:tcMar>
+            <w:vAlign w:val="center"/>
+          </w:tcPr>
+          <w:p>
+            <w:pPr>
+              <w:keepNext w:val="0"/>
+              <w:keepLines w:val="0"/>
+              <w:widowControl/>
+              <w:suppressLineNumbers w:val="0"/>
+              <w:snapToGrid w:val="0"/>
+              <w:spacing w:line="240" w:lineRule="auto"/>
+              <w:ind w:left="0" w:leftChars="0" w:right="0" w:rightChars="0" w:firstLine="0" w:firstLineChars="0"/>
+              <w:jc w:val="left"/>
+              <w:rPr>
+                <w:rFonts w:hint="default" w:ascii="Segoe UI" w:hAnsi="Segoe UI" w:eastAsia="Segoe UI" w:cs="Segoe UI"/>
+                <w:i w:val="0"/>
+                <w:iCs w:val="0"/>
+                <w:caps w:val="0"/>
+                <w:color w:val="0F1115"/>
+                <w:spacing w:val="0"/>
+                <w:sz w:val="18"/>
+                <w:szCs w:val="18"/>
+              </w:rPr>
+            </w:pPr>
+            <w:r>
+              <w:rPr>
+                <w:rFonts w:hint="default" w:ascii="Segoe UI" w:hAnsi="Segoe UI" w:eastAsia="Segoe UI" w:cs="Segoe UI"/>
+                <w:i w:val="0"/>
+                <w:iCs w:val="0"/>
+                <w:caps w:val="0"/>
+                <w:snapToGrid w:val="0"/>
+                <w:color w:val="000000"/>
+                <w:spacing w:val="0"/>
+                <w:kern w:val="0"/>
+                <w:sz w:val="18"/>
+                <w:szCs w:val="18"/>
+                <w:lang w:val="en-US" w:eastAsia="zh-CN" w:bidi="ar"/>
+              </w:rPr>
+              <w:t>通讯保障、物资调配、信息记录</w:t>
             </w:r>
           </w:p>
         </w:tc>
@@ -5521,7 +6071,7 @@
                 <w:szCs w:val="18"/>
                 <w:lang w:val="en-US" w:eastAsia="zh-CN" w:bidi="ar"/>
               </w:rPr>
-              <w:t>技术支持组</w:t>
+              <w:t>服务台</w:t>
             </w:r>
           </w:p>
         </w:tc>
@@ -5579,7 +6129,7 @@
                 <w:szCs w:val="18"/>
                 <w:lang w:val="en-US" w:eastAsia="zh-CN" w:bidi="ar"/>
               </w:rPr>
-              <w:t>刘书峰（研发部经理）、软件运维工程师、研发工程师</w:t>
+              <w:t>服务台专员</w:t>
             </w:r>
           </w:p>
         </w:tc>
@@ -5637,7 +6187,7 @@
                 <w:szCs w:val="18"/>
                 <w:lang w:val="en-US" w:eastAsia="zh-CN" w:bidi="ar"/>
               </w:rPr>
-              <w:t>故障诊断、技术方案制定、系统恢复</w:t>
+              <w:t>事件接报、记录、客户沟通</w:t>
             </w:r>
           </w:p>
         </w:tc>
@@ -5717,7 +6267,7 @@
                 <w:szCs w:val="18"/>
                 <w:lang w:val="en-US" w:eastAsia="zh-CN" w:bidi="ar"/>
               </w:rPr>
-              <w:t>后勤保障组</w:t>
+              <w:t>质量监督</w:t>
             </w:r>
           </w:p>
         </w:tc>
@@ -5775,7 +6325,7 @@
                 <w:szCs w:val="18"/>
                 <w:lang w:val="en-US" w:eastAsia="zh-CN" w:bidi="ar"/>
               </w:rPr>
-              <w:t>刘瑞（人力部经理）</w:t>
+              <w:t>赵维涵（质量部经理）</w:t>
             </w:r>
           </w:p>
         </w:tc>
@@ -5833,7 +6383,7 @@
                 <w:szCs w:val="18"/>
                 <w:lang w:val="en-US" w:eastAsia="zh-CN" w:bidi="ar"/>
               </w:rPr>
-              <w:t>通讯保障、物资调配、信息记录</w:t>
+              <w:t>演练过程监督、评估记录</w:t>
             </w:r>
           </w:p>
         </w:tc>
@@ -5865,398 +6415,6 @@
             <w:tcBorders>
               <w:top w:val="single" w:color="auto" w:sz="4" w:space="0"/>
               <w:left w:val="single" w:color="auto" w:sz="12" w:space="0"/>
-              <w:bottom w:val="nil"/>
-              <w:right w:val="nil"/>
-            </w:tcBorders>
-            <w:shd w:val="clear" w:color="auto" w:fill="auto"/>
-            <w:noWrap w:val="0"/>
-            <w:tcMar>
-              <w:top w:w="120" w:type="dxa"/>
-              <w:left w:w="-1" w:type="dxa"/>
-              <w:bottom w:w="120" w:type="dxa"/>
-              <w:right w:w="192" w:type="dxa"/>
-            </w:tcMar>
-            <w:vAlign w:val="center"/>
-          </w:tcPr>
-          <w:p>
-            <w:pPr>
-              <w:keepNext w:val="0"/>
-              <w:keepLines w:val="0"/>
-              <w:widowControl/>
-              <w:suppressLineNumbers w:val="0"/>
-              <w:snapToGrid w:val="0"/>
-              <w:spacing w:line="240" w:lineRule="auto"/>
-              <w:ind w:left="0" w:leftChars="0" w:right="0" w:rightChars="0" w:firstLine="0" w:firstLineChars="0"/>
-              <w:jc w:val="center"/>
-              <w:rPr>
-                <w:rFonts w:hint="default" w:ascii="Segoe UI" w:hAnsi="Segoe UI" w:eastAsia="Segoe UI" w:cs="Segoe UI"/>
-                <w:i w:val="0"/>
-                <w:iCs w:val="0"/>
-                <w:caps w:val="0"/>
-                <w:color w:val="0F1115"/>
-                <w:spacing w:val="0"/>
-                <w:sz w:val="18"/>
-                <w:szCs w:val="18"/>
-              </w:rPr>
-            </w:pPr>
-            <w:r>
-              <w:rPr>
-                <w:rFonts w:hint="default" w:ascii="Segoe UI" w:hAnsi="Segoe UI" w:eastAsia="Segoe UI" w:cs="Segoe UI"/>
-                <w:i w:val="0"/>
-                <w:iCs w:val="0"/>
-                <w:caps w:val="0"/>
-                <w:snapToGrid w:val="0"/>
-                <w:color w:val="000000"/>
-                <w:spacing w:val="0"/>
-                <w:kern w:val="0"/>
-                <w:sz w:val="18"/>
-                <w:szCs w:val="18"/>
-                <w:lang w:val="en-US" w:eastAsia="zh-CN" w:bidi="ar"/>
-              </w:rPr>
-              <w:t>服务台</w:t>
-            </w:r>
-          </w:p>
-        </w:tc>
-        <w:tc>
-          <w:tcPr>
-            <w:tcW w:w="4420" w:type="dxa"/>
-            <w:tcBorders>
-              <w:top w:val="single" w:color="auto" w:sz="4" w:space="0"/>
-              <w:left w:val="single" w:color="auto" w:sz="4" w:space="0"/>
-              <w:bottom w:val="nil"/>
-              <w:right w:val="nil"/>
-            </w:tcBorders>
-            <w:shd w:val="clear" w:color="auto" w:fill="auto"/>
-            <w:noWrap w:val="0"/>
-            <w:tcMar>
-              <w:top w:w="120" w:type="dxa"/>
-              <w:left w:w="192" w:type="dxa"/>
-              <w:bottom w:w="120" w:type="dxa"/>
-              <w:right w:w="192" w:type="dxa"/>
-            </w:tcMar>
-            <w:vAlign w:val="center"/>
-          </w:tcPr>
-          <w:p>
-            <w:pPr>
-              <w:keepNext w:val="0"/>
-              <w:keepLines w:val="0"/>
-              <w:widowControl/>
-              <w:suppressLineNumbers w:val="0"/>
-              <w:snapToGrid w:val="0"/>
-              <w:spacing w:line="240" w:lineRule="auto"/>
-              <w:ind w:left="0" w:leftChars="0" w:right="0" w:rightChars="0" w:firstLine="0" w:firstLineChars="0"/>
-              <w:jc w:val="left"/>
-              <w:rPr>
-                <w:rFonts w:hint="default" w:ascii="Segoe UI" w:hAnsi="Segoe UI" w:eastAsia="Segoe UI" w:cs="Segoe UI"/>
-                <w:i w:val="0"/>
-                <w:iCs w:val="0"/>
-                <w:caps w:val="0"/>
-                <w:color w:val="0F1115"/>
-                <w:spacing w:val="0"/>
-                <w:sz w:val="18"/>
-                <w:szCs w:val="18"/>
-              </w:rPr>
-            </w:pPr>
-            <w:r>
-              <w:rPr>
-                <w:rFonts w:hint="default" w:ascii="Segoe UI" w:hAnsi="Segoe UI" w:eastAsia="Segoe UI" w:cs="Segoe UI"/>
-                <w:i w:val="0"/>
-                <w:iCs w:val="0"/>
-                <w:caps w:val="0"/>
-                <w:snapToGrid w:val="0"/>
-                <w:color w:val="000000"/>
-                <w:spacing w:val="0"/>
-                <w:kern w:val="0"/>
-                <w:sz w:val="18"/>
-                <w:szCs w:val="18"/>
-                <w:lang w:val="en-US" w:eastAsia="zh-CN" w:bidi="ar"/>
-              </w:rPr>
-              <w:t>服务台专员</w:t>
-            </w:r>
-          </w:p>
-        </w:tc>
-        <w:tc>
-          <w:tcPr>
-            <w:tcW w:w="2936" w:type="dxa"/>
-            <w:tcBorders>
-              <w:top w:val="single" w:color="auto" w:sz="4" w:space="0"/>
-              <w:left w:val="single" w:color="auto" w:sz="4" w:space="0"/>
-              <w:bottom w:val="nil"/>
-              <w:right w:val="single" w:color="auto" w:sz="12" w:space="0"/>
-            </w:tcBorders>
-            <w:shd w:val="clear" w:color="auto" w:fill="auto"/>
-            <w:noWrap w:val="0"/>
-            <w:tcMar>
-              <w:top w:w="120" w:type="dxa"/>
-              <w:left w:w="192" w:type="dxa"/>
-              <w:bottom w:w="120" w:type="dxa"/>
-              <w:right w:w="-1" w:type="dxa"/>
-            </w:tcMar>
-            <w:vAlign w:val="center"/>
-          </w:tcPr>
-          <w:p>
-            <w:pPr>
-              <w:keepNext w:val="0"/>
-              <w:keepLines w:val="0"/>
-              <w:widowControl/>
-              <w:suppressLineNumbers w:val="0"/>
-              <w:snapToGrid w:val="0"/>
-              <w:spacing w:line="240" w:lineRule="auto"/>
-              <w:ind w:left="0" w:leftChars="0" w:right="0" w:rightChars="0" w:firstLine="0" w:firstLineChars="0"/>
-              <w:jc w:val="left"/>
-              <w:rPr>
-                <w:rFonts w:hint="default" w:ascii="Segoe UI" w:hAnsi="Segoe UI" w:eastAsia="Segoe UI" w:cs="Segoe UI"/>
-                <w:i w:val="0"/>
-                <w:iCs w:val="0"/>
-                <w:caps w:val="0"/>
-                <w:color w:val="0F1115"/>
-                <w:spacing w:val="0"/>
-                <w:sz w:val="18"/>
-                <w:szCs w:val="18"/>
-              </w:rPr>
-            </w:pPr>
-            <w:r>
-              <w:rPr>
-                <w:rFonts w:hint="default" w:ascii="Segoe UI" w:hAnsi="Segoe UI" w:eastAsia="Segoe UI" w:cs="Segoe UI"/>
-                <w:i w:val="0"/>
-                <w:iCs w:val="0"/>
-                <w:caps w:val="0"/>
-                <w:snapToGrid w:val="0"/>
-                <w:color w:val="000000"/>
-                <w:spacing w:val="0"/>
-                <w:kern w:val="0"/>
-                <w:sz w:val="18"/>
-                <w:szCs w:val="18"/>
-                <w:lang w:val="en-US" w:eastAsia="zh-CN" w:bidi="ar"/>
-              </w:rPr>
-              <w:t>事件接报、记录、客户沟通</w:t>
-            </w:r>
-          </w:p>
-        </w:tc>
-      </w:tr>
-      <w:tr>
-        <w:tblPrEx>
-          <w:tblBorders>
-            <w:top w:val="none" w:color="auto" w:sz="0" w:space="0"/>
-            <w:left w:val="none" w:color="auto" w:sz="0" w:space="0"/>
-            <w:bottom w:val="none" w:color="auto" w:sz="0" w:space="0"/>
-            <w:right w:val="none" w:color="auto" w:sz="0" w:space="0"/>
-            <w:insideH w:val="none" w:color="auto" w:sz="0" w:space="0"/>
-            <w:insideV w:val="none" w:color="auto" w:sz="0" w:space="0"/>
-          </w:tblBorders>
-          <w:tblCellMar>
-            <w:top w:w="15" w:type="dxa"/>
-            <w:left w:w="15" w:type="dxa"/>
-            <w:bottom w:w="15" w:type="dxa"/>
-            <w:right w:w="15" w:type="dxa"/>
-          </w:tblCellMar>
-        </w:tblPrEx>
-        <w:trPr>
-          <w:trHeight w:val="0" w:hRule="atLeast"/>
-          <w:jc w:val="center"/>
-        </w:trPr>
-        <w:tc>
-          <w:tcPr>
-            <w:tcW w:w="1166" w:type="dxa"/>
-            <w:tcBorders>
-              <w:top w:val="single" w:color="auto" w:sz="4" w:space="0"/>
-              <w:left w:val="single" w:color="auto" w:sz="12" w:space="0"/>
-              <w:bottom w:val="nil"/>
-              <w:right w:val="nil"/>
-            </w:tcBorders>
-            <w:shd w:val="clear" w:color="auto" w:fill="auto"/>
-            <w:noWrap w:val="0"/>
-            <w:tcMar>
-              <w:top w:w="120" w:type="dxa"/>
-              <w:left w:w="-1" w:type="dxa"/>
-              <w:bottom w:w="120" w:type="dxa"/>
-              <w:right w:w="192" w:type="dxa"/>
-            </w:tcMar>
-            <w:vAlign w:val="center"/>
-          </w:tcPr>
-          <w:p>
-            <w:pPr>
-              <w:keepNext w:val="0"/>
-              <w:keepLines w:val="0"/>
-              <w:widowControl/>
-              <w:suppressLineNumbers w:val="0"/>
-              <w:snapToGrid w:val="0"/>
-              <w:spacing w:line="240" w:lineRule="auto"/>
-              <w:ind w:left="0" w:leftChars="0" w:right="0" w:rightChars="0" w:firstLine="0" w:firstLineChars="0"/>
-              <w:jc w:val="center"/>
-              <w:rPr>
-                <w:rFonts w:hint="default" w:ascii="Segoe UI" w:hAnsi="Segoe UI" w:eastAsia="Segoe UI" w:cs="Segoe UI"/>
-                <w:i w:val="0"/>
-                <w:iCs w:val="0"/>
-                <w:caps w:val="0"/>
-                <w:color w:val="0F1115"/>
-                <w:spacing w:val="0"/>
-                <w:sz w:val="18"/>
-                <w:szCs w:val="18"/>
-              </w:rPr>
-            </w:pPr>
-            <w:r>
-              <w:rPr>
-                <w:rFonts w:hint="default" w:ascii="Segoe UI" w:hAnsi="Segoe UI" w:eastAsia="Segoe UI" w:cs="Segoe UI"/>
-                <w:i w:val="0"/>
-                <w:iCs w:val="0"/>
-                <w:caps w:val="0"/>
-                <w:snapToGrid w:val="0"/>
-                <w:color w:val="000000"/>
-                <w:spacing w:val="0"/>
-                <w:kern w:val="0"/>
-                <w:sz w:val="18"/>
-                <w:szCs w:val="18"/>
-                <w:lang w:val="en-US" w:eastAsia="zh-CN" w:bidi="ar"/>
-              </w:rPr>
-              <w:t>质量监督</w:t>
-            </w:r>
-          </w:p>
-        </w:tc>
-        <w:tc>
-          <w:tcPr>
-            <w:tcW w:w="4420" w:type="dxa"/>
-            <w:tcBorders>
-              <w:top w:val="single" w:color="auto" w:sz="4" w:space="0"/>
-              <w:left w:val="single" w:color="auto" w:sz="4" w:space="0"/>
-              <w:bottom w:val="nil"/>
-              <w:right w:val="nil"/>
-            </w:tcBorders>
-            <w:shd w:val="clear" w:color="auto" w:fill="auto"/>
-            <w:noWrap w:val="0"/>
-            <w:tcMar>
-              <w:top w:w="120" w:type="dxa"/>
-              <w:left w:w="192" w:type="dxa"/>
-              <w:bottom w:w="120" w:type="dxa"/>
-              <w:right w:w="192" w:type="dxa"/>
-            </w:tcMar>
-            <w:vAlign w:val="center"/>
-          </w:tcPr>
-          <w:p>
-            <w:pPr>
-              <w:keepNext w:val="0"/>
-              <w:keepLines w:val="0"/>
-              <w:widowControl/>
-              <w:suppressLineNumbers w:val="0"/>
-              <w:snapToGrid w:val="0"/>
-              <w:spacing w:line="240" w:lineRule="auto"/>
-              <w:ind w:left="0" w:leftChars="0" w:right="0" w:rightChars="0" w:firstLine="0" w:firstLineChars="0"/>
-              <w:jc w:val="left"/>
-              <w:rPr>
-                <w:rFonts w:hint="default" w:ascii="Segoe UI" w:hAnsi="Segoe UI" w:eastAsia="Segoe UI" w:cs="Segoe UI"/>
-                <w:i w:val="0"/>
-                <w:iCs w:val="0"/>
-                <w:caps w:val="0"/>
-                <w:color w:val="0F1115"/>
-                <w:spacing w:val="0"/>
-                <w:sz w:val="18"/>
-                <w:szCs w:val="18"/>
-              </w:rPr>
-            </w:pPr>
-            <w:r>
-              <w:rPr>
-                <w:rFonts w:hint="default" w:ascii="Segoe UI" w:hAnsi="Segoe UI" w:eastAsia="Segoe UI" w:cs="Segoe UI"/>
-                <w:i w:val="0"/>
-                <w:iCs w:val="0"/>
-                <w:caps w:val="0"/>
-                <w:snapToGrid w:val="0"/>
-                <w:color w:val="000000"/>
-                <w:spacing w:val="0"/>
-                <w:kern w:val="0"/>
-                <w:sz w:val="18"/>
-                <w:szCs w:val="18"/>
-                <w:lang w:val="en-US" w:eastAsia="zh-CN" w:bidi="ar"/>
-              </w:rPr>
-              <w:t>赵维涵（质量部经理）</w:t>
-            </w:r>
-          </w:p>
-        </w:tc>
-        <w:tc>
-          <w:tcPr>
-            <w:tcW w:w="2936" w:type="dxa"/>
-            <w:tcBorders>
-              <w:top w:val="single" w:color="auto" w:sz="4" w:space="0"/>
-              <w:left w:val="single" w:color="auto" w:sz="4" w:space="0"/>
-              <w:bottom w:val="nil"/>
-              <w:right w:val="single" w:color="auto" w:sz="12" w:space="0"/>
-            </w:tcBorders>
-            <w:shd w:val="clear" w:color="auto" w:fill="auto"/>
-            <w:noWrap w:val="0"/>
-            <w:tcMar>
-              <w:top w:w="120" w:type="dxa"/>
-              <w:left w:w="192" w:type="dxa"/>
-              <w:bottom w:w="120" w:type="dxa"/>
-              <w:right w:w="-1" w:type="dxa"/>
-            </w:tcMar>
-            <w:vAlign w:val="center"/>
-          </w:tcPr>
-          <w:p>
-            <w:pPr>
-              <w:keepNext w:val="0"/>
-              <w:keepLines w:val="0"/>
-              <w:widowControl/>
-              <w:suppressLineNumbers w:val="0"/>
-              <w:snapToGrid w:val="0"/>
-              <w:spacing w:line="240" w:lineRule="auto"/>
-              <w:ind w:left="0" w:leftChars="0" w:right="0" w:rightChars="0" w:firstLine="0" w:firstLineChars="0"/>
-              <w:jc w:val="left"/>
-              <w:rPr>
-                <w:rFonts w:hint="default" w:ascii="Segoe UI" w:hAnsi="Segoe UI" w:eastAsia="Segoe UI" w:cs="Segoe UI"/>
-                <w:i w:val="0"/>
-                <w:iCs w:val="0"/>
-                <w:caps w:val="0"/>
-                <w:color w:val="0F1115"/>
-                <w:spacing w:val="0"/>
-                <w:sz w:val="18"/>
-                <w:szCs w:val="18"/>
-              </w:rPr>
-            </w:pPr>
-            <w:r>
-              <w:rPr>
-                <w:rFonts w:hint="default" w:ascii="Segoe UI" w:hAnsi="Segoe UI" w:eastAsia="Segoe UI" w:cs="Segoe UI"/>
-                <w:i w:val="0"/>
-                <w:iCs w:val="0"/>
-                <w:caps w:val="0"/>
-                <w:snapToGrid w:val="0"/>
-                <w:color w:val="000000"/>
-                <w:spacing w:val="0"/>
-                <w:kern w:val="0"/>
-                <w:sz w:val="18"/>
-                <w:szCs w:val="18"/>
-                <w:lang w:val="en-US" w:eastAsia="zh-CN" w:bidi="ar"/>
-              </w:rPr>
-              <w:t>演练过程监督、评估记录</w:t>
-            </w:r>
-          </w:p>
-        </w:tc>
-      </w:tr>
-      <w:tr>
-        <w:tblPrEx>
-          <w:tblBorders>
-            <w:top w:val="none" w:color="auto" w:sz="0" w:space="0"/>
-            <w:left w:val="none" w:color="auto" w:sz="0" w:space="0"/>
-            <w:bottom w:val="none" w:color="auto" w:sz="0" w:space="0"/>
-            <w:right w:val="none" w:color="auto" w:sz="0" w:space="0"/>
-            <w:insideH w:val="none" w:color="auto" w:sz="0" w:space="0"/>
-            <w:insideV w:val="none" w:color="auto" w:sz="0" w:space="0"/>
-          </w:tblBorders>
-          <w:tblCellMar>
-            <w:top w:w="15" w:type="dxa"/>
-            <w:left w:w="15" w:type="dxa"/>
-            <w:bottom w:w="15" w:type="dxa"/>
-            <w:right w:w="15" w:type="dxa"/>
-          </w:tblCellMar>
-        </w:tblPrEx>
-        <w:trPr>
-          <w:trHeight w:val="0" w:hRule="atLeast"/>
-          <w:jc w:val="center"/>
-        </w:trPr>
-        <w:tc>
-          <w:tcPr>
-            <w:tcW w:w="1166" w:type="dxa"/>
-            <w:tcBorders>
-              <w:top w:val="single" w:color="auto" w:sz="4" w:space="0"/>
-              <w:left w:val="single" w:color="auto" w:sz="12" w:space="0"/>
               <w:bottom w:val="single" w:color="auto" w:sz="12" w:space="0"/>
               <w:right w:val="nil"/>
             </w:tcBorders>
@@ -6441,11 +6599,13 @@
         <w:pStyle w:val="30"/>
         <w:bidi w:val="0"/>
       </w:pPr>
-      <w:bookmarkStart w:id="12" w:name="heading_9"/>
+      <w:bookmarkStart w:id="20" w:name="heading_9"/>
+      <w:bookmarkStart w:id="21" w:name="_Toc26906"/>
       <w:r>
         <w:t>演练流程与时间安排</w:t>
       </w:r>
-      <w:bookmarkEnd w:id="12"/>
+      <w:bookmarkEnd w:id="20"/>
+      <w:bookmarkEnd w:id="21"/>
     </w:p>
     <w:p>
       <w:pPr>
@@ -6493,6 +6653,7 @@
             <w:insideH w:val="none" w:color="auto" w:sz="0" w:space="0"/>
             <w:insideV w:val="none" w:color="auto" w:sz="0" w:space="0"/>
           </w:tblBorders>
+          <w:shd w:val="clear" w:color="auto" w:fill="auto"/>
           <w:tblCellMar>
             <w:top w:w="15" w:type="dxa"/>
             <w:left w:w="15" w:type="dxa"/>
@@ -6682,6 +6843,203 @@
                 <w:lang w:val="en-US" w:eastAsia="zh-CN" w:bidi="ar"/>
               </w:rPr>
               <w:t>负责方</w:t>
+            </w:r>
+          </w:p>
+        </w:tc>
+      </w:tr>
+      <w:tr>
+        <w:tblPrEx>
+          <w:tblBorders>
+            <w:top w:val="none" w:color="auto" w:sz="0" w:space="0"/>
+            <w:left w:val="none" w:color="auto" w:sz="0" w:space="0"/>
+            <w:bottom w:val="none" w:color="auto" w:sz="0" w:space="0"/>
+            <w:right w:val="none" w:color="auto" w:sz="0" w:space="0"/>
+            <w:insideH w:val="none" w:color="auto" w:sz="0" w:space="0"/>
+            <w:insideV w:val="none" w:color="auto" w:sz="0" w:space="0"/>
+          </w:tblBorders>
+          <w:shd w:val="clear" w:color="auto" w:fill="auto"/>
+          <w:tblCellMar>
+            <w:top w:w="15" w:type="dxa"/>
+            <w:left w:w="15" w:type="dxa"/>
+            <w:bottom w:w="15" w:type="dxa"/>
+            <w:right w:w="15" w:type="dxa"/>
+          </w:tblCellMar>
+        </w:tblPrEx>
+        <w:trPr>
+          <w:trHeight w:val="0" w:hRule="atLeast"/>
+          <w:jc w:val="center"/>
+        </w:trPr>
+        <w:tc>
+          <w:tcPr>
+            <w:tcW w:w="0" w:type="auto"/>
+            <w:tcBorders>
+              <w:top w:val="single" w:color="auto" w:sz="4" w:space="0"/>
+              <w:left w:val="single" w:color="auto" w:sz="12" w:space="0"/>
+              <w:bottom w:val="nil"/>
+              <w:right w:val="nil"/>
+            </w:tcBorders>
+            <w:shd w:val="clear" w:color="auto" w:fill="auto"/>
+            <w:noWrap w:val="0"/>
+            <w:tcMar>
+              <w:top w:w="120" w:type="dxa"/>
+              <w:left w:w="-1" w:type="dxa"/>
+              <w:bottom w:w="120" w:type="dxa"/>
+              <w:right w:w="192" w:type="dxa"/>
+            </w:tcMar>
+            <w:vAlign w:val="center"/>
+          </w:tcPr>
+          <w:p>
+            <w:pPr>
+              <w:keepNext w:val="0"/>
+              <w:keepLines w:val="0"/>
+              <w:widowControl/>
+              <w:suppressLineNumbers w:val="0"/>
+              <w:snapToGrid w:val="0"/>
+              <w:spacing w:line="240" w:lineRule="auto"/>
+              <w:ind w:left="0" w:leftChars="0" w:right="0" w:rightChars="0" w:firstLine="0" w:firstLineChars="0"/>
+              <w:jc w:val="center"/>
+              <w:rPr>
+                <w:rFonts w:hint="default" w:ascii="Segoe UI" w:hAnsi="Segoe UI" w:eastAsia="Segoe UI" w:cs="Segoe UI"/>
+                <w:i w:val="0"/>
+                <w:iCs w:val="0"/>
+                <w:caps w:val="0"/>
+                <w:color w:val="0F1115"/>
+                <w:spacing w:val="0"/>
+                <w:sz w:val="18"/>
+                <w:szCs w:val="18"/>
+              </w:rPr>
+            </w:pPr>
+            <w:r>
+              <w:rPr>
+                <w:rFonts w:hint="default" w:ascii="Segoe UI" w:hAnsi="Segoe UI" w:eastAsia="Segoe UI" w:cs="Segoe UI"/>
+                <w:i w:val="0"/>
+                <w:iCs w:val="0"/>
+                <w:caps w:val="0"/>
+                <w:snapToGrid w:val="0"/>
+                <w:color w:val="000000"/>
+                <w:spacing w:val="0"/>
+                <w:kern w:val="0"/>
+                <w:sz w:val="18"/>
+                <w:szCs w:val="18"/>
+                <w:lang w:val="en-US" w:eastAsia="zh-CN" w:bidi="ar"/>
+              </w:rPr>
+              <w:t>14:00</w:t>
+            </w:r>
+          </w:p>
+        </w:tc>
+        <w:tc>
+          <w:tcPr>
+            <w:tcW w:w="0" w:type="auto"/>
+            <w:tcBorders>
+              <w:top w:val="single" w:color="auto" w:sz="4" w:space="0"/>
+              <w:left w:val="single" w:color="auto" w:sz="4" w:space="0"/>
+              <w:bottom w:val="nil"/>
+              <w:right w:val="nil"/>
+            </w:tcBorders>
+            <w:shd w:val="clear" w:color="auto" w:fill="auto"/>
+            <w:noWrap w:val="0"/>
+            <w:tcMar>
+              <w:top w:w="120" w:type="dxa"/>
+              <w:left w:w="192" w:type="dxa"/>
+              <w:bottom w:w="120" w:type="dxa"/>
+              <w:right w:w="192" w:type="dxa"/>
+            </w:tcMar>
+            <w:vAlign w:val="center"/>
+          </w:tcPr>
+          <w:p>
+            <w:pPr>
+              <w:keepNext w:val="0"/>
+              <w:keepLines w:val="0"/>
+              <w:widowControl/>
+              <w:suppressLineNumbers w:val="0"/>
+              <w:snapToGrid w:val="0"/>
+              <w:spacing w:line="240" w:lineRule="auto"/>
+              <w:ind w:left="0" w:leftChars="0" w:right="0" w:rightChars="0" w:firstLine="0" w:firstLineChars="0"/>
+              <w:jc w:val="center"/>
+              <w:rPr>
+                <w:rFonts w:hint="default" w:ascii="Segoe UI" w:hAnsi="Segoe UI" w:eastAsia="Segoe UI" w:cs="Segoe UI"/>
+                <w:i w:val="0"/>
+                <w:iCs w:val="0"/>
+                <w:caps w:val="0"/>
+                <w:color w:val="0F1115"/>
+                <w:spacing w:val="0"/>
+                <w:sz w:val="18"/>
+                <w:szCs w:val="18"/>
+              </w:rPr>
+            </w:pPr>
+            <w:r>
+              <w:rPr>
+                <w:rFonts w:hint="default" w:ascii="Segoe UI" w:hAnsi="Segoe UI" w:eastAsia="Segoe UI" w:cs="Segoe UI"/>
+                <w:i w:val="0"/>
+                <w:iCs w:val="0"/>
+                <w:caps w:val="0"/>
+                <w:snapToGrid w:val="0"/>
+                <w:color w:val="000000"/>
+                <w:spacing w:val="0"/>
+                <w:kern w:val="0"/>
+                <w:sz w:val="18"/>
+                <w:szCs w:val="18"/>
+                <w:lang w:val="en-US" w:eastAsia="zh-CN" w:bidi="ar"/>
+              </w:rPr>
+              <w:t>演练启动，总指挥宣布开始</w:t>
+            </w:r>
+          </w:p>
+        </w:tc>
+        <w:tc>
+          <w:tcPr>
+            <w:tcW w:w="2189" w:type="dxa"/>
+            <w:tcBorders>
+              <w:top w:val="single" w:color="auto" w:sz="4" w:space="0"/>
+              <w:left w:val="single" w:color="auto" w:sz="4" w:space="0"/>
+              <w:bottom w:val="nil"/>
+              <w:right w:val="single" w:color="auto" w:sz="12" w:space="0"/>
+            </w:tcBorders>
+            <w:shd w:val="clear" w:color="auto" w:fill="auto"/>
+            <w:noWrap w:val="0"/>
+            <w:tcMar>
+              <w:top w:w="120" w:type="dxa"/>
+              <w:left w:w="192" w:type="dxa"/>
+              <w:bottom w:w="120" w:type="dxa"/>
+              <w:right w:w="-1" w:type="dxa"/>
+            </w:tcMar>
+            <w:vAlign w:val="center"/>
+          </w:tcPr>
+          <w:p>
+            <w:pPr>
+              <w:keepNext w:val="0"/>
+              <w:keepLines w:val="0"/>
+              <w:widowControl/>
+              <w:suppressLineNumbers w:val="0"/>
+              <w:snapToGrid w:val="0"/>
+              <w:spacing w:line="240" w:lineRule="auto"/>
+              <w:ind w:left="0" w:leftChars="0" w:right="0" w:rightChars="0" w:firstLine="0" w:firstLineChars="0"/>
+              <w:jc w:val="left"/>
+              <w:rPr>
+                <w:rFonts w:hint="default" w:ascii="Segoe UI" w:hAnsi="Segoe UI" w:eastAsia="Segoe UI" w:cs="Segoe UI"/>
+                <w:i w:val="0"/>
+                <w:iCs w:val="0"/>
+                <w:caps w:val="0"/>
+                <w:color w:val="0F1115"/>
+                <w:spacing w:val="0"/>
+                <w:sz w:val="18"/>
+                <w:szCs w:val="18"/>
+              </w:rPr>
+            </w:pPr>
+            <w:r>
+              <w:rPr>
+                <w:rFonts w:hint="default" w:ascii="Segoe UI" w:hAnsi="Segoe UI" w:eastAsia="Segoe UI" w:cs="Segoe UI"/>
+                <w:i w:val="0"/>
+                <w:iCs w:val="0"/>
+                <w:caps w:val="0"/>
+                <w:snapToGrid w:val="0"/>
+                <w:color w:val="000000"/>
+                <w:spacing w:val="0"/>
+                <w:kern w:val="0"/>
+                <w:sz w:val="18"/>
+                <w:szCs w:val="18"/>
+                <w:lang w:val="en-US" w:eastAsia="zh-CN" w:bidi="ar"/>
+              </w:rPr>
+              <w:t>应急领导小组</w:t>
             </w:r>
           </w:p>
         </w:tc>
@@ -6761,7 +7119,7 @@
                 <w:szCs w:val="18"/>
                 <w:lang w:val="en-US" w:eastAsia="zh-CN" w:bidi="ar"/>
               </w:rPr>
-              <w:t>14:00</w:t>
+              <w:t>14:05</w:t>
             </w:r>
           </w:p>
         </w:tc>
@@ -6819,7 +7177,7 @@
                 <w:szCs w:val="18"/>
                 <w:lang w:val="en-US" w:eastAsia="zh-CN" w:bidi="ar"/>
               </w:rPr>
-              <w:t>演练启动，总指挥宣布开始</w:t>
+              <w:t>模拟触发故障，服务台接报</w:t>
             </w:r>
           </w:p>
         </w:tc>
@@ -6877,7 +7235,204 @@
                 <w:szCs w:val="18"/>
                 <w:lang w:val="en-US" w:eastAsia="zh-CN" w:bidi="ar"/>
               </w:rPr>
-              <w:t>应急领导小组</w:t>
+              <w:t>甲方配合</w:t>
+            </w:r>
+          </w:p>
+        </w:tc>
+      </w:tr>
+      <w:tr>
+        <w:tblPrEx>
+          <w:tblBorders>
+            <w:top w:val="none" w:color="auto" w:sz="0" w:space="0"/>
+            <w:left w:val="none" w:color="auto" w:sz="0" w:space="0"/>
+            <w:bottom w:val="none" w:color="auto" w:sz="0" w:space="0"/>
+            <w:right w:val="none" w:color="auto" w:sz="0" w:space="0"/>
+            <w:insideH w:val="none" w:color="auto" w:sz="0" w:space="0"/>
+            <w:insideV w:val="none" w:color="auto" w:sz="0" w:space="0"/>
+          </w:tblBorders>
+          <w:shd w:val="clear" w:color="auto" w:fill="auto"/>
+          <w:tblCellMar>
+            <w:top w:w="15" w:type="dxa"/>
+            <w:left w:w="15" w:type="dxa"/>
+            <w:bottom w:w="15" w:type="dxa"/>
+            <w:right w:w="15" w:type="dxa"/>
+          </w:tblCellMar>
+        </w:tblPrEx>
+        <w:trPr>
+          <w:trHeight w:val="0" w:hRule="atLeast"/>
+          <w:jc w:val="center"/>
+        </w:trPr>
+        <w:tc>
+          <w:tcPr>
+            <w:tcW w:w="0" w:type="auto"/>
+            <w:tcBorders>
+              <w:top w:val="single" w:color="auto" w:sz="4" w:space="0"/>
+              <w:left w:val="single" w:color="auto" w:sz="12" w:space="0"/>
+              <w:bottom w:val="nil"/>
+              <w:right w:val="nil"/>
+            </w:tcBorders>
+            <w:shd w:val="clear" w:color="auto" w:fill="auto"/>
+            <w:noWrap w:val="0"/>
+            <w:tcMar>
+              <w:top w:w="120" w:type="dxa"/>
+              <w:left w:w="-1" w:type="dxa"/>
+              <w:bottom w:w="120" w:type="dxa"/>
+              <w:right w:w="192" w:type="dxa"/>
+            </w:tcMar>
+            <w:vAlign w:val="center"/>
+          </w:tcPr>
+          <w:p>
+            <w:pPr>
+              <w:keepNext w:val="0"/>
+              <w:keepLines w:val="0"/>
+              <w:widowControl/>
+              <w:suppressLineNumbers w:val="0"/>
+              <w:snapToGrid w:val="0"/>
+              <w:spacing w:line="240" w:lineRule="auto"/>
+              <w:ind w:left="0" w:leftChars="0" w:right="0" w:rightChars="0" w:firstLine="0" w:firstLineChars="0"/>
+              <w:jc w:val="center"/>
+              <w:rPr>
+                <w:rFonts w:hint="default" w:ascii="Segoe UI" w:hAnsi="Segoe UI" w:eastAsia="Segoe UI" w:cs="Segoe UI"/>
+                <w:i w:val="0"/>
+                <w:iCs w:val="0"/>
+                <w:caps w:val="0"/>
+                <w:color w:val="0F1115"/>
+                <w:spacing w:val="0"/>
+                <w:sz w:val="18"/>
+                <w:szCs w:val="18"/>
+              </w:rPr>
+            </w:pPr>
+            <w:r>
+              <w:rPr>
+                <w:rFonts w:hint="default" w:ascii="Segoe UI" w:hAnsi="Segoe UI" w:eastAsia="Segoe UI" w:cs="Segoe UI"/>
+                <w:i w:val="0"/>
+                <w:iCs w:val="0"/>
+                <w:caps w:val="0"/>
+                <w:snapToGrid w:val="0"/>
+                <w:color w:val="000000"/>
+                <w:spacing w:val="0"/>
+                <w:kern w:val="0"/>
+                <w:sz w:val="18"/>
+                <w:szCs w:val="18"/>
+                <w:lang w:val="en-US" w:eastAsia="zh-CN" w:bidi="ar"/>
+              </w:rPr>
+              <w:t>14:10</w:t>
+            </w:r>
+          </w:p>
+        </w:tc>
+        <w:tc>
+          <w:tcPr>
+            <w:tcW w:w="0" w:type="auto"/>
+            <w:tcBorders>
+              <w:top w:val="single" w:color="auto" w:sz="4" w:space="0"/>
+              <w:left w:val="single" w:color="auto" w:sz="4" w:space="0"/>
+              <w:bottom w:val="nil"/>
+              <w:right w:val="nil"/>
+            </w:tcBorders>
+            <w:shd w:val="clear" w:color="auto" w:fill="auto"/>
+            <w:noWrap w:val="0"/>
+            <w:tcMar>
+              <w:top w:w="120" w:type="dxa"/>
+              <w:left w:w="192" w:type="dxa"/>
+              <w:bottom w:w="120" w:type="dxa"/>
+              <w:right w:w="192" w:type="dxa"/>
+            </w:tcMar>
+            <w:vAlign w:val="center"/>
+          </w:tcPr>
+          <w:p>
+            <w:pPr>
+              <w:keepNext w:val="0"/>
+              <w:keepLines w:val="0"/>
+              <w:widowControl/>
+              <w:suppressLineNumbers w:val="0"/>
+              <w:snapToGrid w:val="0"/>
+              <w:spacing w:line="240" w:lineRule="auto"/>
+              <w:ind w:left="0" w:leftChars="0" w:right="0" w:rightChars="0" w:firstLine="0" w:firstLineChars="0"/>
+              <w:jc w:val="center"/>
+              <w:rPr>
+                <w:rFonts w:hint="default" w:ascii="Segoe UI" w:hAnsi="Segoe UI" w:eastAsia="Segoe UI" w:cs="Segoe UI"/>
+                <w:i w:val="0"/>
+                <w:iCs w:val="0"/>
+                <w:caps w:val="0"/>
+                <w:color w:val="0F1115"/>
+                <w:spacing w:val="0"/>
+                <w:sz w:val="18"/>
+                <w:szCs w:val="18"/>
+              </w:rPr>
+            </w:pPr>
+            <w:r>
+              <w:rPr>
+                <w:rFonts w:hint="default" w:ascii="Segoe UI" w:hAnsi="Segoe UI" w:eastAsia="Segoe UI" w:cs="Segoe UI"/>
+                <w:i w:val="0"/>
+                <w:iCs w:val="0"/>
+                <w:caps w:val="0"/>
+                <w:snapToGrid w:val="0"/>
+                <w:color w:val="000000"/>
+                <w:spacing w:val="0"/>
+                <w:kern w:val="0"/>
+                <w:sz w:val="18"/>
+                <w:szCs w:val="18"/>
+                <w:lang w:val="en-US" w:eastAsia="zh-CN" w:bidi="ar"/>
+              </w:rPr>
+              <w:t>事件记录与升级</w:t>
+            </w:r>
+          </w:p>
+        </w:tc>
+        <w:tc>
+          <w:tcPr>
+            <w:tcW w:w="2189" w:type="dxa"/>
+            <w:tcBorders>
+              <w:top w:val="single" w:color="auto" w:sz="4" w:space="0"/>
+              <w:left w:val="single" w:color="auto" w:sz="4" w:space="0"/>
+              <w:bottom w:val="nil"/>
+              <w:right w:val="single" w:color="auto" w:sz="12" w:space="0"/>
+            </w:tcBorders>
+            <w:shd w:val="clear" w:color="auto" w:fill="auto"/>
+            <w:noWrap w:val="0"/>
+            <w:tcMar>
+              <w:top w:w="120" w:type="dxa"/>
+              <w:left w:w="192" w:type="dxa"/>
+              <w:bottom w:w="120" w:type="dxa"/>
+              <w:right w:w="-1" w:type="dxa"/>
+            </w:tcMar>
+            <w:vAlign w:val="center"/>
+          </w:tcPr>
+          <w:p>
+            <w:pPr>
+              <w:keepNext w:val="0"/>
+              <w:keepLines w:val="0"/>
+              <w:widowControl/>
+              <w:suppressLineNumbers w:val="0"/>
+              <w:snapToGrid w:val="0"/>
+              <w:spacing w:line="240" w:lineRule="auto"/>
+              <w:ind w:left="0" w:leftChars="0" w:right="0" w:rightChars="0" w:firstLine="0" w:firstLineChars="0"/>
+              <w:jc w:val="left"/>
+              <w:rPr>
+                <w:rFonts w:hint="default" w:ascii="Segoe UI" w:hAnsi="Segoe UI" w:eastAsia="Segoe UI" w:cs="Segoe UI"/>
+                <w:i w:val="0"/>
+                <w:iCs w:val="0"/>
+                <w:caps w:val="0"/>
+                <w:color w:val="0F1115"/>
+                <w:spacing w:val="0"/>
+                <w:sz w:val="18"/>
+                <w:szCs w:val="18"/>
+              </w:rPr>
+            </w:pPr>
+            <w:r>
+              <w:rPr>
+                <w:rFonts w:hint="default" w:ascii="Segoe UI" w:hAnsi="Segoe UI" w:eastAsia="Segoe UI" w:cs="Segoe UI"/>
+                <w:i w:val="0"/>
+                <w:iCs w:val="0"/>
+                <w:caps w:val="0"/>
+                <w:snapToGrid w:val="0"/>
+                <w:color w:val="000000"/>
+                <w:spacing w:val="0"/>
+                <w:kern w:val="0"/>
+                <w:sz w:val="18"/>
+                <w:szCs w:val="18"/>
+                <w:lang w:val="en-US" w:eastAsia="zh-CN" w:bidi="ar"/>
+              </w:rPr>
+              <w:t>服务台</w:t>
             </w:r>
           </w:p>
         </w:tc>
@@ -6957,7 +7512,7 @@
                 <w:szCs w:val="18"/>
                 <w:lang w:val="en-US" w:eastAsia="zh-CN" w:bidi="ar"/>
               </w:rPr>
-              <w:t>14:05</w:t>
+              <w:t>14:15</w:t>
             </w:r>
           </w:p>
         </w:tc>
@@ -7015,7 +7570,7 @@
                 <w:szCs w:val="18"/>
                 <w:lang w:val="en-US" w:eastAsia="zh-CN" w:bidi="ar"/>
               </w:rPr>
-              <w:t>模拟触发故障，服务台接报</w:t>
+              <w:t>启动Ⅱ级响应</w:t>
             </w:r>
           </w:p>
         </w:tc>
@@ -7073,7 +7628,401 @@
                 <w:szCs w:val="18"/>
                 <w:lang w:val="en-US" w:eastAsia="zh-CN" w:bidi="ar"/>
               </w:rPr>
-              <w:t>甲方配合</w:t>
+              <w:t>应急领导小组</w:t>
+            </w:r>
+          </w:p>
+        </w:tc>
+      </w:tr>
+      <w:tr>
+        <w:tblPrEx>
+          <w:tblBorders>
+            <w:top w:val="none" w:color="auto" w:sz="0" w:space="0"/>
+            <w:left w:val="none" w:color="auto" w:sz="0" w:space="0"/>
+            <w:bottom w:val="none" w:color="auto" w:sz="0" w:space="0"/>
+            <w:right w:val="none" w:color="auto" w:sz="0" w:space="0"/>
+            <w:insideH w:val="none" w:color="auto" w:sz="0" w:space="0"/>
+            <w:insideV w:val="none" w:color="auto" w:sz="0" w:space="0"/>
+          </w:tblBorders>
+          <w:shd w:val="clear" w:color="auto" w:fill="auto"/>
+          <w:tblCellMar>
+            <w:top w:w="15" w:type="dxa"/>
+            <w:left w:w="15" w:type="dxa"/>
+            <w:bottom w:w="15" w:type="dxa"/>
+            <w:right w:w="15" w:type="dxa"/>
+          </w:tblCellMar>
+        </w:tblPrEx>
+        <w:trPr>
+          <w:trHeight w:val="0" w:hRule="atLeast"/>
+          <w:jc w:val="center"/>
+        </w:trPr>
+        <w:tc>
+          <w:tcPr>
+            <w:tcW w:w="0" w:type="auto"/>
+            <w:tcBorders>
+              <w:top w:val="single" w:color="auto" w:sz="4" w:space="0"/>
+              <w:left w:val="single" w:color="auto" w:sz="12" w:space="0"/>
+              <w:bottom w:val="nil"/>
+              <w:right w:val="nil"/>
+            </w:tcBorders>
+            <w:shd w:val="clear" w:color="auto" w:fill="auto"/>
+            <w:noWrap w:val="0"/>
+            <w:tcMar>
+              <w:top w:w="120" w:type="dxa"/>
+              <w:left w:w="-1" w:type="dxa"/>
+              <w:bottom w:w="120" w:type="dxa"/>
+              <w:right w:w="192" w:type="dxa"/>
+            </w:tcMar>
+            <w:vAlign w:val="center"/>
+          </w:tcPr>
+          <w:p>
+            <w:pPr>
+              <w:keepNext w:val="0"/>
+              <w:keepLines w:val="0"/>
+              <w:widowControl/>
+              <w:suppressLineNumbers w:val="0"/>
+              <w:snapToGrid w:val="0"/>
+              <w:spacing w:line="240" w:lineRule="auto"/>
+              <w:ind w:left="0" w:leftChars="0" w:right="0" w:rightChars="0" w:firstLine="0" w:firstLineChars="0"/>
+              <w:jc w:val="center"/>
+              <w:rPr>
+                <w:rFonts w:hint="default" w:ascii="Segoe UI" w:hAnsi="Segoe UI" w:eastAsia="Segoe UI" w:cs="Segoe UI"/>
+                <w:i w:val="0"/>
+                <w:iCs w:val="0"/>
+                <w:caps w:val="0"/>
+                <w:color w:val="0F1115"/>
+                <w:spacing w:val="0"/>
+                <w:sz w:val="18"/>
+                <w:szCs w:val="18"/>
+              </w:rPr>
+            </w:pPr>
+            <w:r>
+              <w:rPr>
+                <w:rFonts w:hint="default" w:ascii="Segoe UI" w:hAnsi="Segoe UI" w:eastAsia="Segoe UI" w:cs="Segoe UI"/>
+                <w:i w:val="0"/>
+                <w:iCs w:val="0"/>
+                <w:caps w:val="0"/>
+                <w:snapToGrid w:val="0"/>
+                <w:color w:val="000000"/>
+                <w:spacing w:val="0"/>
+                <w:kern w:val="0"/>
+                <w:sz w:val="18"/>
+                <w:szCs w:val="18"/>
+                <w:lang w:val="en-US" w:eastAsia="zh-CN" w:bidi="ar"/>
+              </w:rPr>
+              <w:t>14:20</w:t>
+            </w:r>
+          </w:p>
+        </w:tc>
+        <w:tc>
+          <w:tcPr>
+            <w:tcW w:w="0" w:type="auto"/>
+            <w:tcBorders>
+              <w:top w:val="single" w:color="auto" w:sz="4" w:space="0"/>
+              <w:left w:val="single" w:color="auto" w:sz="4" w:space="0"/>
+              <w:bottom w:val="nil"/>
+              <w:right w:val="nil"/>
+            </w:tcBorders>
+            <w:shd w:val="clear" w:color="auto" w:fill="auto"/>
+            <w:noWrap w:val="0"/>
+            <w:tcMar>
+              <w:top w:w="120" w:type="dxa"/>
+              <w:left w:w="192" w:type="dxa"/>
+              <w:bottom w:w="120" w:type="dxa"/>
+              <w:right w:w="192" w:type="dxa"/>
+            </w:tcMar>
+            <w:vAlign w:val="center"/>
+          </w:tcPr>
+          <w:p>
+            <w:pPr>
+              <w:keepNext w:val="0"/>
+              <w:keepLines w:val="0"/>
+              <w:widowControl/>
+              <w:suppressLineNumbers w:val="0"/>
+              <w:snapToGrid w:val="0"/>
+              <w:spacing w:line="240" w:lineRule="auto"/>
+              <w:ind w:left="0" w:leftChars="0" w:right="0" w:rightChars="0" w:firstLine="0" w:firstLineChars="0"/>
+              <w:jc w:val="center"/>
+              <w:rPr>
+                <w:rFonts w:hint="default" w:ascii="Segoe UI" w:hAnsi="Segoe UI" w:eastAsia="Segoe UI" w:cs="Segoe UI"/>
+                <w:i w:val="0"/>
+                <w:iCs w:val="0"/>
+                <w:caps w:val="0"/>
+                <w:color w:val="0F1115"/>
+                <w:spacing w:val="0"/>
+                <w:sz w:val="18"/>
+                <w:szCs w:val="18"/>
+              </w:rPr>
+            </w:pPr>
+            <w:r>
+              <w:rPr>
+                <w:rFonts w:hint="default" w:ascii="Segoe UI" w:hAnsi="Segoe UI" w:eastAsia="Segoe UI" w:cs="Segoe UI"/>
+                <w:i w:val="0"/>
+                <w:iCs w:val="0"/>
+                <w:caps w:val="0"/>
+                <w:snapToGrid w:val="0"/>
+                <w:color w:val="000000"/>
+                <w:spacing w:val="0"/>
+                <w:kern w:val="0"/>
+                <w:sz w:val="18"/>
+                <w:szCs w:val="18"/>
+                <w:lang w:val="en-US" w:eastAsia="zh-CN" w:bidi="ar"/>
+              </w:rPr>
+              <w:t>技术支持组进场诊断</w:t>
+            </w:r>
+          </w:p>
+        </w:tc>
+        <w:tc>
+          <w:tcPr>
+            <w:tcW w:w="2189" w:type="dxa"/>
+            <w:tcBorders>
+              <w:top w:val="single" w:color="auto" w:sz="4" w:space="0"/>
+              <w:left w:val="single" w:color="auto" w:sz="4" w:space="0"/>
+              <w:bottom w:val="nil"/>
+              <w:right w:val="single" w:color="auto" w:sz="12" w:space="0"/>
+            </w:tcBorders>
+            <w:shd w:val="clear" w:color="auto" w:fill="auto"/>
+            <w:noWrap w:val="0"/>
+            <w:tcMar>
+              <w:top w:w="120" w:type="dxa"/>
+              <w:left w:w="192" w:type="dxa"/>
+              <w:bottom w:w="120" w:type="dxa"/>
+              <w:right w:w="-1" w:type="dxa"/>
+            </w:tcMar>
+            <w:vAlign w:val="center"/>
+          </w:tcPr>
+          <w:p>
+            <w:pPr>
+              <w:keepNext w:val="0"/>
+              <w:keepLines w:val="0"/>
+              <w:widowControl/>
+              <w:suppressLineNumbers w:val="0"/>
+              <w:snapToGrid w:val="0"/>
+              <w:spacing w:line="240" w:lineRule="auto"/>
+              <w:ind w:left="0" w:leftChars="0" w:right="0" w:rightChars="0" w:firstLine="0" w:firstLineChars="0"/>
+              <w:jc w:val="left"/>
+              <w:rPr>
+                <w:rFonts w:hint="default" w:ascii="Segoe UI" w:hAnsi="Segoe UI" w:eastAsia="Segoe UI" w:cs="Segoe UI"/>
+                <w:i w:val="0"/>
+                <w:iCs w:val="0"/>
+                <w:caps w:val="0"/>
+                <w:color w:val="0F1115"/>
+                <w:spacing w:val="0"/>
+                <w:sz w:val="18"/>
+                <w:szCs w:val="18"/>
+              </w:rPr>
+            </w:pPr>
+            <w:r>
+              <w:rPr>
+                <w:rFonts w:hint="default" w:ascii="Segoe UI" w:hAnsi="Segoe UI" w:eastAsia="Segoe UI" w:cs="Segoe UI"/>
+                <w:i w:val="0"/>
+                <w:iCs w:val="0"/>
+                <w:caps w:val="0"/>
+                <w:snapToGrid w:val="0"/>
+                <w:color w:val="000000"/>
+                <w:spacing w:val="0"/>
+                <w:kern w:val="0"/>
+                <w:sz w:val="18"/>
+                <w:szCs w:val="18"/>
+                <w:lang w:val="en-US" w:eastAsia="zh-CN" w:bidi="ar"/>
+              </w:rPr>
+              <w:t>技术支持小组</w:t>
+            </w:r>
+          </w:p>
+        </w:tc>
+      </w:tr>
+      <w:tr>
+        <w:tblPrEx>
+          <w:tblBorders>
+            <w:top w:val="none" w:color="auto" w:sz="0" w:space="0"/>
+            <w:left w:val="none" w:color="auto" w:sz="0" w:space="0"/>
+            <w:bottom w:val="none" w:color="auto" w:sz="0" w:space="0"/>
+            <w:right w:val="none" w:color="auto" w:sz="0" w:space="0"/>
+            <w:insideH w:val="none" w:color="auto" w:sz="0" w:space="0"/>
+            <w:insideV w:val="none" w:color="auto" w:sz="0" w:space="0"/>
+          </w:tblBorders>
+          <w:shd w:val="clear" w:color="auto" w:fill="auto"/>
+          <w:tblCellMar>
+            <w:top w:w="15" w:type="dxa"/>
+            <w:left w:w="15" w:type="dxa"/>
+            <w:bottom w:w="15" w:type="dxa"/>
+            <w:right w:w="15" w:type="dxa"/>
+          </w:tblCellMar>
+        </w:tblPrEx>
+        <w:trPr>
+          <w:trHeight w:val="0" w:hRule="atLeast"/>
+          <w:jc w:val="center"/>
+        </w:trPr>
+        <w:tc>
+          <w:tcPr>
+            <w:tcW w:w="0" w:type="auto"/>
+            <w:tcBorders>
+              <w:top w:val="single" w:color="auto" w:sz="4" w:space="0"/>
+              <w:left w:val="single" w:color="auto" w:sz="12" w:space="0"/>
+              <w:bottom w:val="nil"/>
+              <w:right w:val="nil"/>
+            </w:tcBorders>
+            <w:shd w:val="clear" w:color="auto" w:fill="auto"/>
+            <w:noWrap w:val="0"/>
+            <w:tcMar>
+              <w:top w:w="120" w:type="dxa"/>
+              <w:left w:w="-1" w:type="dxa"/>
+              <w:bottom w:w="120" w:type="dxa"/>
+              <w:right w:w="192" w:type="dxa"/>
+            </w:tcMar>
+            <w:vAlign w:val="center"/>
+          </w:tcPr>
+          <w:p>
+            <w:pPr>
+              <w:keepNext w:val="0"/>
+              <w:keepLines w:val="0"/>
+              <w:widowControl/>
+              <w:suppressLineNumbers w:val="0"/>
+              <w:snapToGrid w:val="0"/>
+              <w:spacing w:line="240" w:lineRule="auto"/>
+              <w:ind w:left="0" w:leftChars="0" w:right="0" w:rightChars="0" w:firstLine="0" w:firstLineChars="0"/>
+              <w:jc w:val="center"/>
+              <w:rPr>
+                <w:rFonts w:hint="default" w:ascii="Segoe UI" w:hAnsi="Segoe UI" w:eastAsia="Segoe UI" w:cs="Segoe UI"/>
+                <w:i w:val="0"/>
+                <w:iCs w:val="0"/>
+                <w:caps w:val="0"/>
+                <w:color w:val="0F1115"/>
+                <w:spacing w:val="0"/>
+                <w:sz w:val="18"/>
+                <w:szCs w:val="18"/>
+              </w:rPr>
+            </w:pPr>
+            <w:r>
+              <w:rPr>
+                <w:rFonts w:hint="default" w:ascii="Segoe UI" w:hAnsi="Segoe UI" w:eastAsia="Segoe UI" w:cs="Segoe UI"/>
+                <w:i w:val="0"/>
+                <w:iCs w:val="0"/>
+                <w:caps w:val="0"/>
+                <w:snapToGrid w:val="0"/>
+                <w:color w:val="000000"/>
+                <w:spacing w:val="0"/>
+                <w:kern w:val="0"/>
+                <w:sz w:val="18"/>
+                <w:szCs w:val="18"/>
+                <w:lang w:val="en-US" w:eastAsia="zh-CN" w:bidi="ar"/>
+              </w:rPr>
+              <w:t>14:40</w:t>
+            </w:r>
+          </w:p>
+        </w:tc>
+        <w:tc>
+          <w:tcPr>
+            <w:tcW w:w="0" w:type="auto"/>
+            <w:tcBorders>
+              <w:top w:val="single" w:color="auto" w:sz="4" w:space="0"/>
+              <w:left w:val="single" w:color="auto" w:sz="4" w:space="0"/>
+              <w:bottom w:val="nil"/>
+              <w:right w:val="nil"/>
+            </w:tcBorders>
+            <w:shd w:val="clear" w:color="auto" w:fill="auto"/>
+            <w:noWrap w:val="0"/>
+            <w:tcMar>
+              <w:top w:w="120" w:type="dxa"/>
+              <w:left w:w="192" w:type="dxa"/>
+              <w:bottom w:w="120" w:type="dxa"/>
+              <w:right w:w="192" w:type="dxa"/>
+            </w:tcMar>
+            <w:vAlign w:val="center"/>
+          </w:tcPr>
+          <w:p>
+            <w:pPr>
+              <w:keepNext w:val="0"/>
+              <w:keepLines w:val="0"/>
+              <w:widowControl/>
+              <w:suppressLineNumbers w:val="0"/>
+              <w:snapToGrid w:val="0"/>
+              <w:spacing w:line="240" w:lineRule="auto"/>
+              <w:ind w:left="0" w:leftChars="0" w:right="0" w:rightChars="0" w:firstLine="0" w:firstLineChars="0"/>
+              <w:jc w:val="center"/>
+              <w:rPr>
+                <w:rFonts w:hint="default" w:ascii="Segoe UI" w:hAnsi="Segoe UI" w:eastAsia="Segoe UI" w:cs="Segoe UI"/>
+                <w:i w:val="0"/>
+                <w:iCs w:val="0"/>
+                <w:caps w:val="0"/>
+                <w:color w:val="0F1115"/>
+                <w:spacing w:val="0"/>
+                <w:sz w:val="18"/>
+                <w:szCs w:val="18"/>
+              </w:rPr>
+            </w:pPr>
+            <w:r>
+              <w:rPr>
+                <w:rFonts w:hint="default" w:ascii="Segoe UI" w:hAnsi="Segoe UI" w:eastAsia="Segoe UI" w:cs="Segoe UI"/>
+                <w:i w:val="0"/>
+                <w:iCs w:val="0"/>
+                <w:caps w:val="0"/>
+                <w:snapToGrid w:val="0"/>
+                <w:color w:val="000000"/>
+                <w:spacing w:val="0"/>
+                <w:kern w:val="0"/>
+                <w:sz w:val="18"/>
+                <w:szCs w:val="18"/>
+                <w:lang w:val="en-US" w:eastAsia="zh-CN" w:bidi="ar"/>
+              </w:rPr>
+              <w:t>故障定位与恢复方案制定</w:t>
+            </w:r>
+          </w:p>
+        </w:tc>
+        <w:tc>
+          <w:tcPr>
+            <w:tcW w:w="2189" w:type="dxa"/>
+            <w:tcBorders>
+              <w:top w:val="single" w:color="auto" w:sz="4" w:space="0"/>
+              <w:left w:val="single" w:color="auto" w:sz="4" w:space="0"/>
+              <w:bottom w:val="nil"/>
+              <w:right w:val="single" w:color="auto" w:sz="12" w:space="0"/>
+            </w:tcBorders>
+            <w:shd w:val="clear" w:color="auto" w:fill="auto"/>
+            <w:noWrap w:val="0"/>
+            <w:tcMar>
+              <w:top w:w="120" w:type="dxa"/>
+              <w:left w:w="192" w:type="dxa"/>
+              <w:bottom w:w="120" w:type="dxa"/>
+              <w:right w:w="-1" w:type="dxa"/>
+            </w:tcMar>
+            <w:vAlign w:val="center"/>
+          </w:tcPr>
+          <w:p>
+            <w:pPr>
+              <w:keepNext w:val="0"/>
+              <w:keepLines w:val="0"/>
+              <w:widowControl/>
+              <w:suppressLineNumbers w:val="0"/>
+              <w:snapToGrid w:val="0"/>
+              <w:spacing w:line="240" w:lineRule="auto"/>
+              <w:ind w:left="0" w:leftChars="0" w:right="0" w:rightChars="0" w:firstLine="0" w:firstLineChars="0"/>
+              <w:jc w:val="left"/>
+              <w:rPr>
+                <w:rFonts w:hint="default" w:ascii="Segoe UI" w:hAnsi="Segoe UI" w:eastAsia="Segoe UI" w:cs="Segoe UI"/>
+                <w:i w:val="0"/>
+                <w:iCs w:val="0"/>
+                <w:caps w:val="0"/>
+                <w:color w:val="0F1115"/>
+                <w:spacing w:val="0"/>
+                <w:sz w:val="18"/>
+                <w:szCs w:val="18"/>
+              </w:rPr>
+            </w:pPr>
+            <w:r>
+              <w:rPr>
+                <w:rFonts w:hint="default" w:ascii="Segoe UI" w:hAnsi="Segoe UI" w:eastAsia="Segoe UI" w:cs="Segoe UI"/>
+                <w:i w:val="0"/>
+                <w:iCs w:val="0"/>
+                <w:caps w:val="0"/>
+                <w:snapToGrid w:val="0"/>
+                <w:color w:val="000000"/>
+                <w:spacing w:val="0"/>
+                <w:kern w:val="0"/>
+                <w:sz w:val="18"/>
+                <w:szCs w:val="18"/>
+                <w:lang w:val="en-US" w:eastAsia="zh-CN" w:bidi="ar"/>
+              </w:rPr>
+              <w:t>技术支持小组</w:t>
             </w:r>
           </w:p>
         </w:tc>
@@ -7153,7 +8102,7 @@
                 <w:szCs w:val="18"/>
                 <w:lang w:val="en-US" w:eastAsia="zh-CN" w:bidi="ar"/>
               </w:rPr>
-              <w:t>14:10</w:t>
+              <w:t>14:55</w:t>
             </w:r>
           </w:p>
         </w:tc>
@@ -7211,7 +8160,7 @@
                 <w:szCs w:val="18"/>
                 <w:lang w:val="en-US" w:eastAsia="zh-CN" w:bidi="ar"/>
               </w:rPr>
-              <w:t>事件记录与升级</w:t>
+              <w:t>系统恢复验证</w:t>
             </w:r>
           </w:p>
         </w:tc>
@@ -7269,7 +8218,7 @@
                 <w:szCs w:val="18"/>
                 <w:lang w:val="en-US" w:eastAsia="zh-CN" w:bidi="ar"/>
               </w:rPr>
-              <w:t>服务台</w:t>
+              <w:t>运维部</w:t>
             </w:r>
           </w:p>
         </w:tc>
@@ -7349,7 +8298,7 @@
                 <w:szCs w:val="18"/>
                 <w:lang w:val="en-US" w:eastAsia="zh-CN" w:bidi="ar"/>
               </w:rPr>
-              <w:t>14:15</w:t>
+              <w:t>15:05</w:t>
             </w:r>
           </w:p>
         </w:tc>
@@ -7407,7 +8356,7 @@
                 <w:szCs w:val="18"/>
                 <w:lang w:val="en-US" w:eastAsia="zh-CN" w:bidi="ar"/>
               </w:rPr>
-              <w:t>启动Ⅱ级响应</w:t>
+              <w:t>响应结束，转入总结评估</w:t>
             </w:r>
           </w:p>
         </w:tc>
@@ -7493,790 +8442,6 @@
         </w:trPr>
         <w:tc>
           <w:tcPr>
-            <w:tcW w:w="0" w:type="auto"/>
-            <w:tcBorders>
-              <w:top w:val="single" w:color="auto" w:sz="4" w:space="0"/>
-              <w:left w:val="single" w:color="auto" w:sz="12" w:space="0"/>
-              <w:bottom w:val="nil"/>
-              <w:right w:val="nil"/>
-            </w:tcBorders>
-            <w:shd w:val="clear" w:color="auto" w:fill="auto"/>
-            <w:noWrap w:val="0"/>
-            <w:tcMar>
-              <w:top w:w="120" w:type="dxa"/>
-              <w:left w:w="-1" w:type="dxa"/>
-              <w:bottom w:w="120" w:type="dxa"/>
-              <w:right w:w="192" w:type="dxa"/>
-            </w:tcMar>
-            <w:vAlign w:val="center"/>
-          </w:tcPr>
-          <w:p>
-            <w:pPr>
-              <w:keepNext w:val="0"/>
-              <w:keepLines w:val="0"/>
-              <w:widowControl/>
-              <w:suppressLineNumbers w:val="0"/>
-              <w:snapToGrid w:val="0"/>
-              <w:spacing w:line="240" w:lineRule="auto"/>
-              <w:ind w:left="0" w:leftChars="0" w:right="0" w:rightChars="0" w:firstLine="0" w:firstLineChars="0"/>
-              <w:jc w:val="center"/>
-              <w:rPr>
-                <w:rFonts w:hint="default" w:ascii="Segoe UI" w:hAnsi="Segoe UI" w:eastAsia="Segoe UI" w:cs="Segoe UI"/>
-                <w:i w:val="0"/>
-                <w:iCs w:val="0"/>
-                <w:caps w:val="0"/>
-                <w:color w:val="0F1115"/>
-                <w:spacing w:val="0"/>
-                <w:sz w:val="18"/>
-                <w:szCs w:val="18"/>
-              </w:rPr>
-            </w:pPr>
-            <w:r>
-              <w:rPr>
-                <w:rFonts w:hint="default" w:ascii="Segoe UI" w:hAnsi="Segoe UI" w:eastAsia="Segoe UI" w:cs="Segoe UI"/>
-                <w:i w:val="0"/>
-                <w:iCs w:val="0"/>
-                <w:caps w:val="0"/>
-                <w:snapToGrid w:val="0"/>
-                <w:color w:val="000000"/>
-                <w:spacing w:val="0"/>
-                <w:kern w:val="0"/>
-                <w:sz w:val="18"/>
-                <w:szCs w:val="18"/>
-                <w:lang w:val="en-US" w:eastAsia="zh-CN" w:bidi="ar"/>
-              </w:rPr>
-              <w:t>14:20</w:t>
-            </w:r>
-          </w:p>
-        </w:tc>
-        <w:tc>
-          <w:tcPr>
-            <w:tcW w:w="0" w:type="auto"/>
-            <w:tcBorders>
-              <w:top w:val="single" w:color="auto" w:sz="4" w:space="0"/>
-              <w:left w:val="single" w:color="auto" w:sz="4" w:space="0"/>
-              <w:bottom w:val="nil"/>
-              <w:right w:val="nil"/>
-            </w:tcBorders>
-            <w:shd w:val="clear" w:color="auto" w:fill="auto"/>
-            <w:noWrap w:val="0"/>
-            <w:tcMar>
-              <w:top w:w="120" w:type="dxa"/>
-              <w:left w:w="192" w:type="dxa"/>
-              <w:bottom w:w="120" w:type="dxa"/>
-              <w:right w:w="192" w:type="dxa"/>
-            </w:tcMar>
-            <w:vAlign w:val="center"/>
-          </w:tcPr>
-          <w:p>
-            <w:pPr>
-              <w:keepNext w:val="0"/>
-              <w:keepLines w:val="0"/>
-              <w:widowControl/>
-              <w:suppressLineNumbers w:val="0"/>
-              <w:snapToGrid w:val="0"/>
-              <w:spacing w:line="240" w:lineRule="auto"/>
-              <w:ind w:left="0" w:leftChars="0" w:right="0" w:rightChars="0" w:firstLine="0" w:firstLineChars="0"/>
-              <w:jc w:val="center"/>
-              <w:rPr>
-                <w:rFonts w:hint="default" w:ascii="Segoe UI" w:hAnsi="Segoe UI" w:eastAsia="Segoe UI" w:cs="Segoe UI"/>
-                <w:i w:val="0"/>
-                <w:iCs w:val="0"/>
-                <w:caps w:val="0"/>
-                <w:color w:val="0F1115"/>
-                <w:spacing w:val="0"/>
-                <w:sz w:val="18"/>
-                <w:szCs w:val="18"/>
-              </w:rPr>
-            </w:pPr>
-            <w:r>
-              <w:rPr>
-                <w:rFonts w:hint="default" w:ascii="Segoe UI" w:hAnsi="Segoe UI" w:eastAsia="Segoe UI" w:cs="Segoe UI"/>
-                <w:i w:val="0"/>
-                <w:iCs w:val="0"/>
-                <w:caps w:val="0"/>
-                <w:snapToGrid w:val="0"/>
-                <w:color w:val="000000"/>
-                <w:spacing w:val="0"/>
-                <w:kern w:val="0"/>
-                <w:sz w:val="18"/>
-                <w:szCs w:val="18"/>
-                <w:lang w:val="en-US" w:eastAsia="zh-CN" w:bidi="ar"/>
-              </w:rPr>
-              <w:t>技术支持组进场诊断</w:t>
-            </w:r>
-          </w:p>
-        </w:tc>
-        <w:tc>
-          <w:tcPr>
-            <w:tcW w:w="2189" w:type="dxa"/>
-            <w:tcBorders>
-              <w:top w:val="single" w:color="auto" w:sz="4" w:space="0"/>
-              <w:left w:val="single" w:color="auto" w:sz="4" w:space="0"/>
-              <w:bottom w:val="nil"/>
-              <w:right w:val="single" w:color="auto" w:sz="12" w:space="0"/>
-            </w:tcBorders>
-            <w:shd w:val="clear" w:color="auto" w:fill="auto"/>
-            <w:noWrap w:val="0"/>
-            <w:tcMar>
-              <w:top w:w="120" w:type="dxa"/>
-              <w:left w:w="192" w:type="dxa"/>
-              <w:bottom w:w="120" w:type="dxa"/>
-              <w:right w:w="-1" w:type="dxa"/>
-            </w:tcMar>
-            <w:vAlign w:val="center"/>
-          </w:tcPr>
-          <w:p>
-            <w:pPr>
-              <w:keepNext w:val="0"/>
-              <w:keepLines w:val="0"/>
-              <w:widowControl/>
-              <w:suppressLineNumbers w:val="0"/>
-              <w:snapToGrid w:val="0"/>
-              <w:spacing w:line="240" w:lineRule="auto"/>
-              <w:ind w:left="0" w:leftChars="0" w:right="0" w:rightChars="0" w:firstLine="0" w:firstLineChars="0"/>
-              <w:jc w:val="left"/>
-              <w:rPr>
-                <w:rFonts w:hint="default" w:ascii="Segoe UI" w:hAnsi="Segoe UI" w:eastAsia="Segoe UI" w:cs="Segoe UI"/>
-                <w:i w:val="0"/>
-                <w:iCs w:val="0"/>
-                <w:caps w:val="0"/>
-                <w:color w:val="0F1115"/>
-                <w:spacing w:val="0"/>
-                <w:sz w:val="18"/>
-                <w:szCs w:val="18"/>
-              </w:rPr>
-            </w:pPr>
-            <w:r>
-              <w:rPr>
-                <w:rFonts w:hint="default" w:ascii="Segoe UI" w:hAnsi="Segoe UI" w:eastAsia="Segoe UI" w:cs="Segoe UI"/>
-                <w:i w:val="0"/>
-                <w:iCs w:val="0"/>
-                <w:caps w:val="0"/>
-                <w:snapToGrid w:val="0"/>
-                <w:color w:val="000000"/>
-                <w:spacing w:val="0"/>
-                <w:kern w:val="0"/>
-                <w:sz w:val="18"/>
-                <w:szCs w:val="18"/>
-                <w:lang w:val="en-US" w:eastAsia="zh-CN" w:bidi="ar"/>
-              </w:rPr>
-              <w:t>技术支持小组</w:t>
-            </w:r>
-          </w:p>
-        </w:tc>
-      </w:tr>
-      <w:tr>
-        <w:tblPrEx>
-          <w:tblBorders>
-            <w:top w:val="none" w:color="auto" w:sz="0" w:space="0"/>
-            <w:left w:val="none" w:color="auto" w:sz="0" w:space="0"/>
-            <w:bottom w:val="none" w:color="auto" w:sz="0" w:space="0"/>
-            <w:right w:val="none" w:color="auto" w:sz="0" w:space="0"/>
-            <w:insideH w:val="none" w:color="auto" w:sz="0" w:space="0"/>
-            <w:insideV w:val="none" w:color="auto" w:sz="0" w:space="0"/>
-          </w:tblBorders>
-          <w:tblCellMar>
-            <w:top w:w="15" w:type="dxa"/>
-            <w:left w:w="15" w:type="dxa"/>
-            <w:bottom w:w="15" w:type="dxa"/>
-            <w:right w:w="15" w:type="dxa"/>
-          </w:tblCellMar>
-        </w:tblPrEx>
-        <w:trPr>
-          <w:trHeight w:val="0" w:hRule="atLeast"/>
-          <w:jc w:val="center"/>
-        </w:trPr>
-        <w:tc>
-          <w:tcPr>
-            <w:tcW w:w="0" w:type="auto"/>
-            <w:tcBorders>
-              <w:top w:val="single" w:color="auto" w:sz="4" w:space="0"/>
-              <w:left w:val="single" w:color="auto" w:sz="12" w:space="0"/>
-              <w:bottom w:val="nil"/>
-              <w:right w:val="nil"/>
-            </w:tcBorders>
-            <w:shd w:val="clear" w:color="auto" w:fill="auto"/>
-            <w:noWrap w:val="0"/>
-            <w:tcMar>
-              <w:top w:w="120" w:type="dxa"/>
-              <w:left w:w="-1" w:type="dxa"/>
-              <w:bottom w:w="120" w:type="dxa"/>
-              <w:right w:w="192" w:type="dxa"/>
-            </w:tcMar>
-            <w:vAlign w:val="center"/>
-          </w:tcPr>
-          <w:p>
-            <w:pPr>
-              <w:keepNext w:val="0"/>
-              <w:keepLines w:val="0"/>
-              <w:widowControl/>
-              <w:suppressLineNumbers w:val="0"/>
-              <w:snapToGrid w:val="0"/>
-              <w:spacing w:line="240" w:lineRule="auto"/>
-              <w:ind w:left="0" w:leftChars="0" w:right="0" w:rightChars="0" w:firstLine="0" w:firstLineChars="0"/>
-              <w:jc w:val="center"/>
-              <w:rPr>
-                <w:rFonts w:hint="default" w:ascii="Segoe UI" w:hAnsi="Segoe UI" w:eastAsia="Segoe UI" w:cs="Segoe UI"/>
-                <w:i w:val="0"/>
-                <w:iCs w:val="0"/>
-                <w:caps w:val="0"/>
-                <w:color w:val="0F1115"/>
-                <w:spacing w:val="0"/>
-                <w:sz w:val="18"/>
-                <w:szCs w:val="18"/>
-              </w:rPr>
-            </w:pPr>
-            <w:r>
-              <w:rPr>
-                <w:rFonts w:hint="default" w:ascii="Segoe UI" w:hAnsi="Segoe UI" w:eastAsia="Segoe UI" w:cs="Segoe UI"/>
-                <w:i w:val="0"/>
-                <w:iCs w:val="0"/>
-                <w:caps w:val="0"/>
-                <w:snapToGrid w:val="0"/>
-                <w:color w:val="000000"/>
-                <w:spacing w:val="0"/>
-                <w:kern w:val="0"/>
-                <w:sz w:val="18"/>
-                <w:szCs w:val="18"/>
-                <w:lang w:val="en-US" w:eastAsia="zh-CN" w:bidi="ar"/>
-              </w:rPr>
-              <w:t>14:40</w:t>
-            </w:r>
-          </w:p>
-        </w:tc>
-        <w:tc>
-          <w:tcPr>
-            <w:tcW w:w="0" w:type="auto"/>
-            <w:tcBorders>
-              <w:top w:val="single" w:color="auto" w:sz="4" w:space="0"/>
-              <w:left w:val="single" w:color="auto" w:sz="4" w:space="0"/>
-              <w:bottom w:val="nil"/>
-              <w:right w:val="nil"/>
-            </w:tcBorders>
-            <w:shd w:val="clear" w:color="auto" w:fill="auto"/>
-            <w:noWrap w:val="0"/>
-            <w:tcMar>
-              <w:top w:w="120" w:type="dxa"/>
-              <w:left w:w="192" w:type="dxa"/>
-              <w:bottom w:w="120" w:type="dxa"/>
-              <w:right w:w="192" w:type="dxa"/>
-            </w:tcMar>
-            <w:vAlign w:val="center"/>
-          </w:tcPr>
-          <w:p>
-            <w:pPr>
-              <w:keepNext w:val="0"/>
-              <w:keepLines w:val="0"/>
-              <w:widowControl/>
-              <w:suppressLineNumbers w:val="0"/>
-              <w:snapToGrid w:val="0"/>
-              <w:spacing w:line="240" w:lineRule="auto"/>
-              <w:ind w:left="0" w:leftChars="0" w:right="0" w:rightChars="0" w:firstLine="0" w:firstLineChars="0"/>
-              <w:jc w:val="center"/>
-              <w:rPr>
-                <w:rFonts w:hint="default" w:ascii="Segoe UI" w:hAnsi="Segoe UI" w:eastAsia="Segoe UI" w:cs="Segoe UI"/>
-                <w:i w:val="0"/>
-                <w:iCs w:val="0"/>
-                <w:caps w:val="0"/>
-                <w:color w:val="0F1115"/>
-                <w:spacing w:val="0"/>
-                <w:sz w:val="18"/>
-                <w:szCs w:val="18"/>
-              </w:rPr>
-            </w:pPr>
-            <w:r>
-              <w:rPr>
-                <w:rFonts w:hint="default" w:ascii="Segoe UI" w:hAnsi="Segoe UI" w:eastAsia="Segoe UI" w:cs="Segoe UI"/>
-                <w:i w:val="0"/>
-                <w:iCs w:val="0"/>
-                <w:caps w:val="0"/>
-                <w:snapToGrid w:val="0"/>
-                <w:color w:val="000000"/>
-                <w:spacing w:val="0"/>
-                <w:kern w:val="0"/>
-                <w:sz w:val="18"/>
-                <w:szCs w:val="18"/>
-                <w:lang w:val="en-US" w:eastAsia="zh-CN" w:bidi="ar"/>
-              </w:rPr>
-              <w:t>故障定位与恢复方案制定</w:t>
-            </w:r>
-          </w:p>
-        </w:tc>
-        <w:tc>
-          <w:tcPr>
-            <w:tcW w:w="2189" w:type="dxa"/>
-            <w:tcBorders>
-              <w:top w:val="single" w:color="auto" w:sz="4" w:space="0"/>
-              <w:left w:val="single" w:color="auto" w:sz="4" w:space="0"/>
-              <w:bottom w:val="nil"/>
-              <w:right w:val="single" w:color="auto" w:sz="12" w:space="0"/>
-            </w:tcBorders>
-            <w:shd w:val="clear" w:color="auto" w:fill="auto"/>
-            <w:noWrap w:val="0"/>
-            <w:tcMar>
-              <w:top w:w="120" w:type="dxa"/>
-              <w:left w:w="192" w:type="dxa"/>
-              <w:bottom w:w="120" w:type="dxa"/>
-              <w:right w:w="-1" w:type="dxa"/>
-            </w:tcMar>
-            <w:vAlign w:val="center"/>
-          </w:tcPr>
-          <w:p>
-            <w:pPr>
-              <w:keepNext w:val="0"/>
-              <w:keepLines w:val="0"/>
-              <w:widowControl/>
-              <w:suppressLineNumbers w:val="0"/>
-              <w:snapToGrid w:val="0"/>
-              <w:spacing w:line="240" w:lineRule="auto"/>
-              <w:ind w:left="0" w:leftChars="0" w:right="0" w:rightChars="0" w:firstLine="0" w:firstLineChars="0"/>
-              <w:jc w:val="left"/>
-              <w:rPr>
-                <w:rFonts w:hint="default" w:ascii="Segoe UI" w:hAnsi="Segoe UI" w:eastAsia="Segoe UI" w:cs="Segoe UI"/>
-                <w:i w:val="0"/>
-                <w:iCs w:val="0"/>
-                <w:caps w:val="0"/>
-                <w:color w:val="0F1115"/>
-                <w:spacing w:val="0"/>
-                <w:sz w:val="18"/>
-                <w:szCs w:val="18"/>
-              </w:rPr>
-            </w:pPr>
-            <w:r>
-              <w:rPr>
-                <w:rFonts w:hint="default" w:ascii="Segoe UI" w:hAnsi="Segoe UI" w:eastAsia="Segoe UI" w:cs="Segoe UI"/>
-                <w:i w:val="0"/>
-                <w:iCs w:val="0"/>
-                <w:caps w:val="0"/>
-                <w:snapToGrid w:val="0"/>
-                <w:color w:val="000000"/>
-                <w:spacing w:val="0"/>
-                <w:kern w:val="0"/>
-                <w:sz w:val="18"/>
-                <w:szCs w:val="18"/>
-                <w:lang w:val="en-US" w:eastAsia="zh-CN" w:bidi="ar"/>
-              </w:rPr>
-              <w:t>技术支持小组</w:t>
-            </w:r>
-          </w:p>
-        </w:tc>
-      </w:tr>
-      <w:tr>
-        <w:tblPrEx>
-          <w:tblBorders>
-            <w:top w:val="none" w:color="auto" w:sz="0" w:space="0"/>
-            <w:left w:val="none" w:color="auto" w:sz="0" w:space="0"/>
-            <w:bottom w:val="none" w:color="auto" w:sz="0" w:space="0"/>
-            <w:right w:val="none" w:color="auto" w:sz="0" w:space="0"/>
-            <w:insideH w:val="none" w:color="auto" w:sz="0" w:space="0"/>
-            <w:insideV w:val="none" w:color="auto" w:sz="0" w:space="0"/>
-          </w:tblBorders>
-          <w:tblCellMar>
-            <w:top w:w="15" w:type="dxa"/>
-            <w:left w:w="15" w:type="dxa"/>
-            <w:bottom w:w="15" w:type="dxa"/>
-            <w:right w:w="15" w:type="dxa"/>
-          </w:tblCellMar>
-        </w:tblPrEx>
-        <w:trPr>
-          <w:trHeight w:val="0" w:hRule="atLeast"/>
-          <w:jc w:val="center"/>
-        </w:trPr>
-        <w:tc>
-          <w:tcPr>
-            <w:tcW w:w="0" w:type="auto"/>
-            <w:tcBorders>
-              <w:top w:val="single" w:color="auto" w:sz="4" w:space="0"/>
-              <w:left w:val="single" w:color="auto" w:sz="12" w:space="0"/>
-              <w:bottom w:val="nil"/>
-              <w:right w:val="nil"/>
-            </w:tcBorders>
-            <w:shd w:val="clear" w:color="auto" w:fill="auto"/>
-            <w:noWrap w:val="0"/>
-            <w:tcMar>
-              <w:top w:w="120" w:type="dxa"/>
-              <w:left w:w="-1" w:type="dxa"/>
-              <w:bottom w:w="120" w:type="dxa"/>
-              <w:right w:w="192" w:type="dxa"/>
-            </w:tcMar>
-            <w:vAlign w:val="center"/>
-          </w:tcPr>
-          <w:p>
-            <w:pPr>
-              <w:keepNext w:val="0"/>
-              <w:keepLines w:val="0"/>
-              <w:widowControl/>
-              <w:suppressLineNumbers w:val="0"/>
-              <w:snapToGrid w:val="0"/>
-              <w:spacing w:line="240" w:lineRule="auto"/>
-              <w:ind w:left="0" w:leftChars="0" w:right="0" w:rightChars="0" w:firstLine="0" w:firstLineChars="0"/>
-              <w:jc w:val="center"/>
-              <w:rPr>
-                <w:rFonts w:hint="default" w:ascii="Segoe UI" w:hAnsi="Segoe UI" w:eastAsia="Segoe UI" w:cs="Segoe UI"/>
-                <w:i w:val="0"/>
-                <w:iCs w:val="0"/>
-                <w:caps w:val="0"/>
-                <w:color w:val="0F1115"/>
-                <w:spacing w:val="0"/>
-                <w:sz w:val="18"/>
-                <w:szCs w:val="18"/>
-              </w:rPr>
-            </w:pPr>
-            <w:r>
-              <w:rPr>
-                <w:rFonts w:hint="default" w:ascii="Segoe UI" w:hAnsi="Segoe UI" w:eastAsia="Segoe UI" w:cs="Segoe UI"/>
-                <w:i w:val="0"/>
-                <w:iCs w:val="0"/>
-                <w:caps w:val="0"/>
-                <w:snapToGrid w:val="0"/>
-                <w:color w:val="000000"/>
-                <w:spacing w:val="0"/>
-                <w:kern w:val="0"/>
-                <w:sz w:val="18"/>
-                <w:szCs w:val="18"/>
-                <w:lang w:val="en-US" w:eastAsia="zh-CN" w:bidi="ar"/>
-              </w:rPr>
-              <w:t>14:55</w:t>
-            </w:r>
-          </w:p>
-        </w:tc>
-        <w:tc>
-          <w:tcPr>
-            <w:tcW w:w="0" w:type="auto"/>
-            <w:tcBorders>
-              <w:top w:val="single" w:color="auto" w:sz="4" w:space="0"/>
-              <w:left w:val="single" w:color="auto" w:sz="4" w:space="0"/>
-              <w:bottom w:val="nil"/>
-              <w:right w:val="nil"/>
-            </w:tcBorders>
-            <w:shd w:val="clear" w:color="auto" w:fill="auto"/>
-            <w:noWrap w:val="0"/>
-            <w:tcMar>
-              <w:top w:w="120" w:type="dxa"/>
-              <w:left w:w="192" w:type="dxa"/>
-              <w:bottom w:w="120" w:type="dxa"/>
-              <w:right w:w="192" w:type="dxa"/>
-            </w:tcMar>
-            <w:vAlign w:val="center"/>
-          </w:tcPr>
-          <w:p>
-            <w:pPr>
-              <w:keepNext w:val="0"/>
-              <w:keepLines w:val="0"/>
-              <w:widowControl/>
-              <w:suppressLineNumbers w:val="0"/>
-              <w:snapToGrid w:val="0"/>
-              <w:spacing w:line="240" w:lineRule="auto"/>
-              <w:ind w:left="0" w:leftChars="0" w:right="0" w:rightChars="0" w:firstLine="0" w:firstLineChars="0"/>
-              <w:jc w:val="center"/>
-              <w:rPr>
-                <w:rFonts w:hint="default" w:ascii="Segoe UI" w:hAnsi="Segoe UI" w:eastAsia="Segoe UI" w:cs="Segoe UI"/>
-                <w:i w:val="0"/>
-                <w:iCs w:val="0"/>
-                <w:caps w:val="0"/>
-                <w:color w:val="0F1115"/>
-                <w:spacing w:val="0"/>
-                <w:sz w:val="18"/>
-                <w:szCs w:val="18"/>
-              </w:rPr>
-            </w:pPr>
-            <w:r>
-              <w:rPr>
-                <w:rFonts w:hint="default" w:ascii="Segoe UI" w:hAnsi="Segoe UI" w:eastAsia="Segoe UI" w:cs="Segoe UI"/>
-                <w:i w:val="0"/>
-                <w:iCs w:val="0"/>
-                <w:caps w:val="0"/>
-                <w:snapToGrid w:val="0"/>
-                <w:color w:val="000000"/>
-                <w:spacing w:val="0"/>
-                <w:kern w:val="0"/>
-                <w:sz w:val="18"/>
-                <w:szCs w:val="18"/>
-                <w:lang w:val="en-US" w:eastAsia="zh-CN" w:bidi="ar"/>
-              </w:rPr>
-              <w:t>系统恢复验证</w:t>
-            </w:r>
-          </w:p>
-        </w:tc>
-        <w:tc>
-          <w:tcPr>
-            <w:tcW w:w="2189" w:type="dxa"/>
-            <w:tcBorders>
-              <w:top w:val="single" w:color="auto" w:sz="4" w:space="0"/>
-              <w:left w:val="single" w:color="auto" w:sz="4" w:space="0"/>
-              <w:bottom w:val="nil"/>
-              <w:right w:val="single" w:color="auto" w:sz="12" w:space="0"/>
-            </w:tcBorders>
-            <w:shd w:val="clear" w:color="auto" w:fill="auto"/>
-            <w:noWrap w:val="0"/>
-            <w:tcMar>
-              <w:top w:w="120" w:type="dxa"/>
-              <w:left w:w="192" w:type="dxa"/>
-              <w:bottom w:w="120" w:type="dxa"/>
-              <w:right w:w="-1" w:type="dxa"/>
-            </w:tcMar>
-            <w:vAlign w:val="center"/>
-          </w:tcPr>
-          <w:p>
-            <w:pPr>
-              <w:keepNext w:val="0"/>
-              <w:keepLines w:val="0"/>
-              <w:widowControl/>
-              <w:suppressLineNumbers w:val="0"/>
-              <w:snapToGrid w:val="0"/>
-              <w:spacing w:line="240" w:lineRule="auto"/>
-              <w:ind w:left="0" w:leftChars="0" w:right="0" w:rightChars="0" w:firstLine="0" w:firstLineChars="0"/>
-              <w:jc w:val="left"/>
-              <w:rPr>
-                <w:rFonts w:hint="default" w:ascii="Segoe UI" w:hAnsi="Segoe UI" w:eastAsia="Segoe UI" w:cs="Segoe UI"/>
-                <w:i w:val="0"/>
-                <w:iCs w:val="0"/>
-                <w:caps w:val="0"/>
-                <w:color w:val="0F1115"/>
-                <w:spacing w:val="0"/>
-                <w:sz w:val="18"/>
-                <w:szCs w:val="18"/>
-              </w:rPr>
-            </w:pPr>
-            <w:r>
-              <w:rPr>
-                <w:rFonts w:hint="default" w:ascii="Segoe UI" w:hAnsi="Segoe UI" w:eastAsia="Segoe UI" w:cs="Segoe UI"/>
-                <w:i w:val="0"/>
-                <w:iCs w:val="0"/>
-                <w:caps w:val="0"/>
-                <w:snapToGrid w:val="0"/>
-                <w:color w:val="000000"/>
-                <w:spacing w:val="0"/>
-                <w:kern w:val="0"/>
-                <w:sz w:val="18"/>
-                <w:szCs w:val="18"/>
-                <w:lang w:val="en-US" w:eastAsia="zh-CN" w:bidi="ar"/>
-              </w:rPr>
-              <w:t>运维部</w:t>
-            </w:r>
-          </w:p>
-        </w:tc>
-      </w:tr>
-      <w:tr>
-        <w:tblPrEx>
-          <w:tblBorders>
-            <w:top w:val="none" w:color="auto" w:sz="0" w:space="0"/>
-            <w:left w:val="none" w:color="auto" w:sz="0" w:space="0"/>
-            <w:bottom w:val="none" w:color="auto" w:sz="0" w:space="0"/>
-            <w:right w:val="none" w:color="auto" w:sz="0" w:space="0"/>
-            <w:insideH w:val="none" w:color="auto" w:sz="0" w:space="0"/>
-            <w:insideV w:val="none" w:color="auto" w:sz="0" w:space="0"/>
-          </w:tblBorders>
-          <w:tblCellMar>
-            <w:top w:w="15" w:type="dxa"/>
-            <w:left w:w="15" w:type="dxa"/>
-            <w:bottom w:w="15" w:type="dxa"/>
-            <w:right w:w="15" w:type="dxa"/>
-          </w:tblCellMar>
-        </w:tblPrEx>
-        <w:trPr>
-          <w:trHeight w:val="0" w:hRule="atLeast"/>
-          <w:jc w:val="center"/>
-        </w:trPr>
-        <w:tc>
-          <w:tcPr>
-            <w:tcW w:w="0" w:type="auto"/>
-            <w:tcBorders>
-              <w:top w:val="single" w:color="auto" w:sz="4" w:space="0"/>
-              <w:left w:val="single" w:color="auto" w:sz="12" w:space="0"/>
-              <w:bottom w:val="nil"/>
-              <w:right w:val="nil"/>
-            </w:tcBorders>
-            <w:shd w:val="clear" w:color="auto" w:fill="auto"/>
-            <w:noWrap w:val="0"/>
-            <w:tcMar>
-              <w:top w:w="120" w:type="dxa"/>
-              <w:left w:w="-1" w:type="dxa"/>
-              <w:bottom w:w="120" w:type="dxa"/>
-              <w:right w:w="192" w:type="dxa"/>
-            </w:tcMar>
-            <w:vAlign w:val="center"/>
-          </w:tcPr>
-          <w:p>
-            <w:pPr>
-              <w:keepNext w:val="0"/>
-              <w:keepLines w:val="0"/>
-              <w:widowControl/>
-              <w:suppressLineNumbers w:val="0"/>
-              <w:snapToGrid w:val="0"/>
-              <w:spacing w:line="240" w:lineRule="auto"/>
-              <w:ind w:left="0" w:leftChars="0" w:right="0" w:rightChars="0" w:firstLine="0" w:firstLineChars="0"/>
-              <w:jc w:val="center"/>
-              <w:rPr>
-                <w:rFonts w:hint="default" w:ascii="Segoe UI" w:hAnsi="Segoe UI" w:eastAsia="Segoe UI" w:cs="Segoe UI"/>
-                <w:i w:val="0"/>
-                <w:iCs w:val="0"/>
-                <w:caps w:val="0"/>
-                <w:color w:val="0F1115"/>
-                <w:spacing w:val="0"/>
-                <w:sz w:val="18"/>
-                <w:szCs w:val="18"/>
-              </w:rPr>
-            </w:pPr>
-            <w:r>
-              <w:rPr>
-                <w:rFonts w:hint="default" w:ascii="Segoe UI" w:hAnsi="Segoe UI" w:eastAsia="Segoe UI" w:cs="Segoe UI"/>
-                <w:i w:val="0"/>
-                <w:iCs w:val="0"/>
-                <w:caps w:val="0"/>
-                <w:snapToGrid w:val="0"/>
-                <w:color w:val="000000"/>
-                <w:spacing w:val="0"/>
-                <w:kern w:val="0"/>
-                <w:sz w:val="18"/>
-                <w:szCs w:val="18"/>
-                <w:lang w:val="en-US" w:eastAsia="zh-CN" w:bidi="ar"/>
-              </w:rPr>
-              <w:t>15:05</w:t>
-            </w:r>
-          </w:p>
-        </w:tc>
-        <w:tc>
-          <w:tcPr>
-            <w:tcW w:w="0" w:type="auto"/>
-            <w:tcBorders>
-              <w:top w:val="single" w:color="auto" w:sz="4" w:space="0"/>
-              <w:left w:val="single" w:color="auto" w:sz="4" w:space="0"/>
-              <w:bottom w:val="nil"/>
-              <w:right w:val="nil"/>
-            </w:tcBorders>
-            <w:shd w:val="clear" w:color="auto" w:fill="auto"/>
-            <w:noWrap w:val="0"/>
-            <w:tcMar>
-              <w:top w:w="120" w:type="dxa"/>
-              <w:left w:w="192" w:type="dxa"/>
-              <w:bottom w:w="120" w:type="dxa"/>
-              <w:right w:w="192" w:type="dxa"/>
-            </w:tcMar>
-            <w:vAlign w:val="center"/>
-          </w:tcPr>
-          <w:p>
-            <w:pPr>
-              <w:keepNext w:val="0"/>
-              <w:keepLines w:val="0"/>
-              <w:widowControl/>
-              <w:suppressLineNumbers w:val="0"/>
-              <w:snapToGrid w:val="0"/>
-              <w:spacing w:line="240" w:lineRule="auto"/>
-              <w:ind w:left="0" w:leftChars="0" w:right="0" w:rightChars="0" w:firstLine="0" w:firstLineChars="0"/>
-              <w:jc w:val="center"/>
-              <w:rPr>
-                <w:rFonts w:hint="default" w:ascii="Segoe UI" w:hAnsi="Segoe UI" w:eastAsia="Segoe UI" w:cs="Segoe UI"/>
-                <w:i w:val="0"/>
-                <w:iCs w:val="0"/>
-                <w:caps w:val="0"/>
-                <w:color w:val="0F1115"/>
-                <w:spacing w:val="0"/>
-                <w:sz w:val="18"/>
-                <w:szCs w:val="18"/>
-              </w:rPr>
-            </w:pPr>
-            <w:r>
-              <w:rPr>
-                <w:rFonts w:hint="default" w:ascii="Segoe UI" w:hAnsi="Segoe UI" w:eastAsia="Segoe UI" w:cs="Segoe UI"/>
-                <w:i w:val="0"/>
-                <w:iCs w:val="0"/>
-                <w:caps w:val="0"/>
-                <w:snapToGrid w:val="0"/>
-                <w:color w:val="000000"/>
-                <w:spacing w:val="0"/>
-                <w:kern w:val="0"/>
-                <w:sz w:val="18"/>
-                <w:szCs w:val="18"/>
-                <w:lang w:val="en-US" w:eastAsia="zh-CN" w:bidi="ar"/>
-              </w:rPr>
-              <w:t>响应结束，转入总结评估</w:t>
-            </w:r>
-          </w:p>
-        </w:tc>
-        <w:tc>
-          <w:tcPr>
-            <w:tcW w:w="2189" w:type="dxa"/>
-            <w:tcBorders>
-              <w:top w:val="single" w:color="auto" w:sz="4" w:space="0"/>
-              <w:left w:val="single" w:color="auto" w:sz="4" w:space="0"/>
-              <w:bottom w:val="nil"/>
-              <w:right w:val="single" w:color="auto" w:sz="12" w:space="0"/>
-            </w:tcBorders>
-            <w:shd w:val="clear" w:color="auto" w:fill="auto"/>
-            <w:noWrap w:val="0"/>
-            <w:tcMar>
-              <w:top w:w="120" w:type="dxa"/>
-              <w:left w:w="192" w:type="dxa"/>
-              <w:bottom w:w="120" w:type="dxa"/>
-              <w:right w:w="-1" w:type="dxa"/>
-            </w:tcMar>
-            <w:vAlign w:val="center"/>
-          </w:tcPr>
-          <w:p>
-            <w:pPr>
-              <w:keepNext w:val="0"/>
-              <w:keepLines w:val="0"/>
-              <w:widowControl/>
-              <w:suppressLineNumbers w:val="0"/>
-              <w:snapToGrid w:val="0"/>
-              <w:spacing w:line="240" w:lineRule="auto"/>
-              <w:ind w:left="0" w:leftChars="0" w:right="0" w:rightChars="0" w:firstLine="0" w:firstLineChars="0"/>
-              <w:jc w:val="left"/>
-              <w:rPr>
-                <w:rFonts w:hint="default" w:ascii="Segoe UI" w:hAnsi="Segoe UI" w:eastAsia="Segoe UI" w:cs="Segoe UI"/>
-                <w:i w:val="0"/>
-                <w:iCs w:val="0"/>
-                <w:caps w:val="0"/>
-                <w:color w:val="0F1115"/>
-                <w:spacing w:val="0"/>
-                <w:sz w:val="18"/>
-                <w:szCs w:val="18"/>
-              </w:rPr>
-            </w:pPr>
-            <w:r>
-              <w:rPr>
-                <w:rFonts w:hint="default" w:ascii="Segoe UI" w:hAnsi="Segoe UI" w:eastAsia="Segoe UI" w:cs="Segoe UI"/>
-                <w:i w:val="0"/>
-                <w:iCs w:val="0"/>
-                <w:caps w:val="0"/>
-                <w:snapToGrid w:val="0"/>
-                <w:color w:val="000000"/>
-                <w:spacing w:val="0"/>
-                <w:kern w:val="0"/>
-                <w:sz w:val="18"/>
-                <w:szCs w:val="18"/>
-                <w:lang w:val="en-US" w:eastAsia="zh-CN" w:bidi="ar"/>
-              </w:rPr>
-              <w:t>应急领导小组</w:t>
-            </w:r>
-          </w:p>
-        </w:tc>
-      </w:tr>
-      <w:tr>
-        <w:tblPrEx>
-          <w:tblBorders>
-            <w:top w:val="none" w:color="auto" w:sz="0" w:space="0"/>
-            <w:left w:val="none" w:color="auto" w:sz="0" w:space="0"/>
-            <w:bottom w:val="none" w:color="auto" w:sz="0" w:space="0"/>
-            <w:right w:val="none" w:color="auto" w:sz="0" w:space="0"/>
-            <w:insideH w:val="none" w:color="auto" w:sz="0" w:space="0"/>
-            <w:insideV w:val="none" w:color="auto" w:sz="0" w:space="0"/>
-          </w:tblBorders>
-          <w:tblCellMar>
-            <w:top w:w="15" w:type="dxa"/>
-            <w:left w:w="15" w:type="dxa"/>
-            <w:bottom w:w="15" w:type="dxa"/>
-            <w:right w:w="15" w:type="dxa"/>
-          </w:tblCellMar>
-        </w:tblPrEx>
-        <w:trPr>
-          <w:trHeight w:val="0" w:hRule="atLeast"/>
-          <w:jc w:val="center"/>
-        </w:trPr>
-        <w:tc>
-          <w:tcPr>
             <w:tcW w:w="1926" w:type="dxa"/>
             <w:tcBorders>
               <w:top w:val="single" w:color="auto" w:sz="4" w:space="0"/>
@@ -8465,11 +8630,13 @@
         <w:pStyle w:val="30"/>
         <w:bidi w:val="0"/>
       </w:pPr>
-      <w:bookmarkStart w:id="13" w:name="heading_10"/>
+      <w:bookmarkStart w:id="22" w:name="heading_10"/>
+      <w:bookmarkStart w:id="23" w:name="_Toc541"/>
       <w:r>
         <w:t>演练准备事项</w:t>
       </w:r>
-      <w:bookmarkEnd w:id="13"/>
+      <w:bookmarkEnd w:id="22"/>
+      <w:bookmarkEnd w:id="23"/>
     </w:p>
     <w:p>
       <w:pPr>
@@ -8548,11 +8715,13 @@
         <w:pStyle w:val="30"/>
         <w:bidi w:val="0"/>
       </w:pPr>
-      <w:bookmarkStart w:id="14" w:name="heading_11"/>
+      <w:bookmarkStart w:id="24" w:name="heading_11"/>
+      <w:bookmarkStart w:id="25" w:name="_Toc2765"/>
       <w:r>
         <w:t>应急预案确认</w:t>
       </w:r>
-      <w:bookmarkEnd w:id="14"/>
+      <w:bookmarkEnd w:id="24"/>
+      <w:bookmarkEnd w:id="25"/>
     </w:p>
     <w:p>
       <w:pPr>
@@ -8577,11 +8746,13 @@
         <w:pStyle w:val="28"/>
         <w:bidi w:val="0"/>
       </w:pPr>
-      <w:bookmarkStart w:id="15" w:name="heading_12"/>
+      <w:bookmarkStart w:id="26" w:name="heading_12"/>
+      <w:bookmarkStart w:id="27" w:name="_Toc13892"/>
       <w:r>
         <w:t>会议决议行动项</w:t>
       </w:r>
-      <w:bookmarkEnd w:id="15"/>
+      <w:bookmarkEnd w:id="26"/>
+      <w:bookmarkEnd w:id="27"/>
     </w:p>
     <w:p>
       <w:pPr>
@@ -8658,11 +8829,13 @@
         <w:pStyle w:val="28"/>
         <w:bidi w:val="0"/>
       </w:pPr>
-      <w:bookmarkStart w:id="16" w:name="heading_13"/>
+      <w:bookmarkStart w:id="28" w:name="heading_13"/>
+      <w:bookmarkStart w:id="29" w:name="_Toc24890"/>
       <w:r>
         <w:t>下次会议安排</w:t>
       </w:r>
-      <w:bookmarkEnd w:id="16"/>
+      <w:bookmarkEnd w:id="28"/>
+      <w:bookmarkEnd w:id="29"/>
     </w:p>
     <w:p>
       <w:pPr>
@@ -9781,6 +9954,7 @@
   <w:style w:type="character" w:customStyle="1" w:styleId="40">
     <w:name w:val="柴_正文 Char"/>
     <w:link w:val="29"/>
+    <w:qFormat/>
     <w:uiPriority w:val="0"/>
     <w:rPr>
       <w:rFonts w:eastAsia="宋体"/>
